--- a/Day-6.docx
+++ b/Day-6.docx
@@ -2205,6 +2205,5801 @@
     <w:p>
       <w:r>
         <w:t>Answers for assignment</w:t>
+      </w:r>
+    </w:p>
+    <w:p>
+      <w:proofErr w:type="spellStart"/>
+      <w:proofErr w:type="gramStart"/>
+      <w:r>
+        <w:t>mysql</w:t>
+      </w:r>
+      <w:proofErr w:type="spellEnd"/>
+      <w:proofErr w:type="gramEnd"/>
+      <w:r>
+        <w:t>&gt; use pfs7;</w:t>
+      </w:r>
+    </w:p>
+    <w:p>
+      <w:r>
+        <w:t>Database changed</w:t>
+      </w:r>
+    </w:p>
+    <w:p>
+      <w:proofErr w:type="spellStart"/>
+      <w:proofErr w:type="gramStart"/>
+      <w:r>
+        <w:t>mysql</w:t>
+      </w:r>
+      <w:proofErr w:type="spellEnd"/>
+      <w:proofErr w:type="gramEnd"/>
+      <w:r>
+        <w:t>&gt; show students;</w:t>
+      </w:r>
+    </w:p>
+    <w:p>
+      <w:r>
+        <w:lastRenderedPageBreak/>
+        <w:t xml:space="preserve">ERROR 1064 (42000): You have an error in your SQL syntax; check the manual that corresponds to your </w:t>
+      </w:r>
+      <w:proofErr w:type="spellStart"/>
+      <w:r>
+        <w:t>MySQL</w:t>
+      </w:r>
+      <w:proofErr w:type="spellEnd"/>
+      <w:r>
+        <w:t xml:space="preserve"> server version for the right syntax to use near 'students' at line 1</w:t>
+      </w:r>
+    </w:p>
+    <w:p>
+      <w:proofErr w:type="spellStart"/>
+      <w:proofErr w:type="gramStart"/>
+      <w:r>
+        <w:t>mysql</w:t>
+      </w:r>
+      <w:proofErr w:type="spellEnd"/>
+      <w:proofErr w:type="gramEnd"/>
+      <w:r>
+        <w:t>&gt; show tables;</w:t>
+      </w:r>
+    </w:p>
+    <w:p>
+      <w:r>
+        <w:t>+----------------+</w:t>
+      </w:r>
+    </w:p>
+    <w:p>
+      <w:r>
+        <w:t>| Tables_in_pfs7 |</w:t>
+      </w:r>
+    </w:p>
+    <w:p>
+      <w:r>
+        <w:t>+----------------+</w:t>
+      </w:r>
+    </w:p>
+    <w:p>
+      <w:r>
+        <w:t xml:space="preserve">| </w:t>
+      </w:r>
+      <w:proofErr w:type="spellStart"/>
+      <w:r>
+        <w:t>company_</w:t>
+      </w:r>
+      <w:proofErr w:type="gramStart"/>
+      <w:r>
+        <w:t>staff</w:t>
+      </w:r>
+      <w:proofErr w:type="spellEnd"/>
+      <w:r>
+        <w:t xml:space="preserve">  |</w:t>
+      </w:r>
+      <w:proofErr w:type="gramEnd"/>
+    </w:p>
+    <w:p>
+      <w:r>
+        <w:t xml:space="preserve">| </w:t>
+      </w:r>
+      <w:proofErr w:type="gramStart"/>
+      <w:r>
+        <w:t>students</w:t>
+      </w:r>
+      <w:proofErr w:type="gramEnd"/>
+      <w:r>
+        <w:t xml:space="preserve">       |</w:t>
+      </w:r>
+    </w:p>
+    <w:p>
+      <w:r>
+        <w:t>+----------------+</w:t>
+      </w:r>
+    </w:p>
+    <w:p>
+      <w:r>
+        <w:t>2 rows in set (0.01 sec)</w:t>
+      </w:r>
+    </w:p>
+    <w:p/>
+    <w:p>
+      <w:proofErr w:type="spellStart"/>
+      <w:proofErr w:type="gramStart"/>
+      <w:r>
+        <w:t>mysql</w:t>
+      </w:r>
+      <w:proofErr w:type="spellEnd"/>
+      <w:proofErr w:type="gramEnd"/>
+      <w:r>
+        <w:t>&gt; select*from students;</w:t>
+      </w:r>
+    </w:p>
+    <w:p>
+      <w:r>
+        <w:t>+------+-------+----------------+</w:t>
+      </w:r>
+    </w:p>
+    <w:p>
+      <w:r>
+        <w:t xml:space="preserve">| </w:t>
+      </w:r>
+      <w:proofErr w:type="spellStart"/>
+      <w:proofErr w:type="gramStart"/>
+      <w:r>
+        <w:t>sid</w:t>
+      </w:r>
+      <w:proofErr w:type="spellEnd"/>
+      <w:r>
+        <w:t xml:space="preserve">  |</w:t>
+      </w:r>
+      <w:proofErr w:type="gramEnd"/>
+      <w:r>
+        <w:t xml:space="preserve"> </w:t>
+      </w:r>
+      <w:proofErr w:type="spellStart"/>
+      <w:r>
+        <w:t>sname</w:t>
+      </w:r>
+      <w:proofErr w:type="spellEnd"/>
+      <w:r>
+        <w:t xml:space="preserve"> | </w:t>
+      </w:r>
+      <w:proofErr w:type="spellStart"/>
+      <w:r>
+        <w:t>semail</w:t>
+      </w:r>
+      <w:proofErr w:type="spellEnd"/>
+      <w:r>
+        <w:t xml:space="preserve">         |</w:t>
+      </w:r>
+    </w:p>
+    <w:p>
+      <w:r>
+        <w:t>+------+-------+----------------+</w:t>
+      </w:r>
+    </w:p>
+    <w:p>
+      <w:proofErr w:type="gramStart"/>
+      <w:r>
+        <w:t>|  101</w:t>
+      </w:r>
+      <w:proofErr w:type="gramEnd"/>
+      <w:r>
+        <w:t xml:space="preserve"> | </w:t>
+      </w:r>
+      <w:proofErr w:type="spellStart"/>
+      <w:r>
+        <w:t>hari</w:t>
+      </w:r>
+      <w:proofErr w:type="spellEnd"/>
+      <w:r>
+        <w:t xml:space="preserve">  | hema@123       |</w:t>
+      </w:r>
+    </w:p>
+    <w:p>
+      <w:proofErr w:type="gramStart"/>
+      <w:r>
+        <w:t>|  102</w:t>
+      </w:r>
+      <w:proofErr w:type="gramEnd"/>
+      <w:r>
+        <w:t xml:space="preserve"> | harsh | siva@123       |</w:t>
+      </w:r>
+    </w:p>
+    <w:p>
+      <w:r>
+        <w:t xml:space="preserve">|    1 | </w:t>
+      </w:r>
+      <w:proofErr w:type="spellStart"/>
+      <w:r>
+        <w:t>malli</w:t>
+      </w:r>
+      <w:proofErr w:type="spellEnd"/>
+      <w:r>
+        <w:t xml:space="preserve"> | </w:t>
+      </w:r>
+      <w:proofErr w:type="spellStart"/>
+      <w:r>
+        <w:t>malli@codegnan</w:t>
+      </w:r>
+      <w:proofErr w:type="spellEnd"/>
+      <w:r>
+        <w:t xml:space="preserve"> |</w:t>
+      </w:r>
+    </w:p>
+    <w:p>
+      <w:r>
+        <w:t xml:space="preserve">|    2 | </w:t>
+      </w:r>
+      <w:proofErr w:type="spellStart"/>
+      <w:r>
+        <w:t>arjun</w:t>
+      </w:r>
+      <w:proofErr w:type="spellEnd"/>
+      <w:r>
+        <w:t xml:space="preserve"> | arjun@123      |</w:t>
+      </w:r>
+    </w:p>
+    <w:p>
+      <w:r>
+        <w:t>+------+-------+----------------+</w:t>
+      </w:r>
+    </w:p>
+    <w:p>
+      <w:r>
+        <w:t>4 rows in set (0.00 sec)</w:t>
+      </w:r>
+    </w:p>
+    <w:p/>
+    <w:p>
+      <w:proofErr w:type="spellStart"/>
+      <w:proofErr w:type="gramStart"/>
+      <w:r>
+        <w:t>mysql</w:t>
+      </w:r>
+      <w:proofErr w:type="spellEnd"/>
+      <w:proofErr w:type="gramEnd"/>
+      <w:r>
+        <w:t xml:space="preserve">&gt; delete from students where </w:t>
+      </w:r>
+      <w:proofErr w:type="spellStart"/>
+      <w:r>
+        <w:t>sid</w:t>
+      </w:r>
+      <w:proofErr w:type="spellEnd"/>
+      <w:r>
+        <w:t>=101;</w:t>
+      </w:r>
+    </w:p>
+    <w:p>
+      <w:r>
+        <w:t>Query OK, 1 row affected (0.01 sec)</w:t>
+      </w:r>
+    </w:p>
+    <w:p/>
+    <w:p>
+      <w:proofErr w:type="spellStart"/>
+      <w:r>
+        <w:lastRenderedPageBreak/>
+        <w:t>mysql</w:t>
+      </w:r>
+      <w:proofErr w:type="spellEnd"/>
+      <w:r>
+        <w:t xml:space="preserve">&gt; -- we create users using root in </w:t>
+      </w:r>
+      <w:proofErr w:type="spellStart"/>
+      <w:r>
+        <w:t>mysql</w:t>
+      </w:r>
+      <w:proofErr w:type="spellEnd"/>
+      <w:r>
+        <w:t xml:space="preserve"> then grant or revoke also but we'll use those permissions in command prompt by logging in using corresponding password and username</w:t>
+      </w:r>
+    </w:p>
+    <w:p>
+      <w:proofErr w:type="spellStart"/>
+      <w:proofErr w:type="gramStart"/>
+      <w:r>
+        <w:t>mysql</w:t>
+      </w:r>
+      <w:proofErr w:type="spellEnd"/>
+      <w:proofErr w:type="gramEnd"/>
+      <w:r>
+        <w:t xml:space="preserve">&gt; create table </w:t>
+      </w:r>
+      <w:proofErr w:type="spellStart"/>
+      <w:r>
+        <w:t>backupstudents</w:t>
+      </w:r>
+      <w:proofErr w:type="spellEnd"/>
+      <w:r>
+        <w:t xml:space="preserve"> as</w:t>
+      </w:r>
+    </w:p>
+    <w:p>
+      <w:r>
+        <w:t xml:space="preserve">    -&gt; </w:t>
+      </w:r>
+      <w:proofErr w:type="gramStart"/>
+      <w:r>
+        <w:t>select*</w:t>
+      </w:r>
+      <w:proofErr w:type="gramEnd"/>
+      <w:r>
+        <w:t>from students;</w:t>
+      </w:r>
+    </w:p>
+    <w:p>
+      <w:r>
+        <w:t>Query OK, 3 rows affected (0.08 sec)</w:t>
+      </w:r>
+    </w:p>
+    <w:p>
+      <w:r>
+        <w:t xml:space="preserve">Records: </w:t>
+      </w:r>
+      <w:proofErr w:type="gramStart"/>
+      <w:r>
+        <w:t>3  Duplicates</w:t>
+      </w:r>
+      <w:proofErr w:type="gramEnd"/>
+      <w:r>
+        <w:t>: 0  Warnings: 0</w:t>
+      </w:r>
+    </w:p>
+    <w:p/>
+    <w:p>
+      <w:proofErr w:type="spellStart"/>
+      <w:proofErr w:type="gramStart"/>
+      <w:r>
+        <w:t>mysql</w:t>
+      </w:r>
+      <w:proofErr w:type="spellEnd"/>
+      <w:proofErr w:type="gramEnd"/>
+      <w:r>
+        <w:t>&gt; show tables;</w:t>
+      </w:r>
+    </w:p>
+    <w:p>
+      <w:r>
+        <w:t>+----------------+</w:t>
+      </w:r>
+    </w:p>
+    <w:p>
+      <w:r>
+        <w:t>| Tables_in_pfs7 |</w:t>
+      </w:r>
+    </w:p>
+    <w:p>
+      <w:r>
+        <w:t>+----------------+</w:t>
+      </w:r>
+    </w:p>
+    <w:p>
+      <w:r>
+        <w:t xml:space="preserve">| </w:t>
+      </w:r>
+      <w:proofErr w:type="spellStart"/>
+      <w:proofErr w:type="gramStart"/>
+      <w:r>
+        <w:t>backupstudents</w:t>
+      </w:r>
+      <w:proofErr w:type="spellEnd"/>
+      <w:proofErr w:type="gramEnd"/>
+      <w:r>
+        <w:t xml:space="preserve"> |</w:t>
+      </w:r>
+    </w:p>
+    <w:p>
+      <w:r>
+        <w:t xml:space="preserve">| </w:t>
+      </w:r>
+      <w:proofErr w:type="spellStart"/>
+      <w:r>
+        <w:t>company_</w:t>
+      </w:r>
+      <w:proofErr w:type="gramStart"/>
+      <w:r>
+        <w:t>staff</w:t>
+      </w:r>
+      <w:proofErr w:type="spellEnd"/>
+      <w:r>
+        <w:t xml:space="preserve">  |</w:t>
+      </w:r>
+      <w:proofErr w:type="gramEnd"/>
+    </w:p>
+    <w:p>
+      <w:r>
+        <w:t xml:space="preserve">| </w:t>
+      </w:r>
+      <w:proofErr w:type="gramStart"/>
+      <w:r>
+        <w:t>students</w:t>
+      </w:r>
+      <w:proofErr w:type="gramEnd"/>
+      <w:r>
+        <w:t xml:space="preserve">       |</w:t>
+      </w:r>
+    </w:p>
+    <w:p>
+      <w:r>
+        <w:t>+----------------+</w:t>
+      </w:r>
+    </w:p>
+    <w:p>
+      <w:r>
+        <w:t>3 rows in set (0.00 sec)</w:t>
+      </w:r>
+    </w:p>
+    <w:p/>
+    <w:p>
+      <w:proofErr w:type="spellStart"/>
+      <w:proofErr w:type="gramStart"/>
+      <w:r>
+        <w:t>mysql</w:t>
+      </w:r>
+      <w:proofErr w:type="spellEnd"/>
+      <w:proofErr w:type="gramEnd"/>
+      <w:r>
+        <w:t>&gt; -- this is creating table from another tables</w:t>
+      </w:r>
+    </w:p>
+    <w:p>
+      <w:proofErr w:type="spellStart"/>
+      <w:proofErr w:type="gramStart"/>
+      <w:r>
+        <w:t>mysql</w:t>
+      </w:r>
+      <w:proofErr w:type="spellEnd"/>
+      <w:proofErr w:type="gramEnd"/>
+      <w:r>
+        <w:t>&gt; -- as means alias</w:t>
+      </w:r>
+    </w:p>
+    <w:p>
+      <w:proofErr w:type="spellStart"/>
+      <w:proofErr w:type="gramStart"/>
+      <w:r>
+        <w:t>mysql</w:t>
+      </w:r>
+      <w:proofErr w:type="spellEnd"/>
+      <w:proofErr w:type="gramEnd"/>
+      <w:r>
+        <w:t>&gt; -- computed columns are total columns</w:t>
+      </w:r>
+    </w:p>
+    <w:p>
+      <w:proofErr w:type="spellStart"/>
+      <w:proofErr w:type="gramStart"/>
+      <w:r>
+        <w:t>mysql</w:t>
+      </w:r>
+      <w:proofErr w:type="spellEnd"/>
+      <w:proofErr w:type="gramEnd"/>
+      <w:r>
+        <w:t>&gt; create table products(</w:t>
+      </w:r>
+    </w:p>
+    <w:p>
+      <w:r>
+        <w:t xml:space="preserve">    -&gt; </w:t>
+      </w:r>
+      <w:proofErr w:type="spellStart"/>
+      <w:proofErr w:type="gramStart"/>
+      <w:r>
+        <w:t>pid</w:t>
+      </w:r>
+      <w:proofErr w:type="spellEnd"/>
+      <w:proofErr w:type="gramEnd"/>
+      <w:r>
+        <w:t xml:space="preserve"> </w:t>
+      </w:r>
+      <w:proofErr w:type="spellStart"/>
+      <w:r>
+        <w:t>int</w:t>
+      </w:r>
+      <w:proofErr w:type="spellEnd"/>
+      <w:r>
+        <w:t>,</w:t>
+      </w:r>
+    </w:p>
+    <w:p>
+      <w:r>
+        <w:t xml:space="preserve">    -&gt; </w:t>
+      </w:r>
+      <w:proofErr w:type="spellStart"/>
+      <w:proofErr w:type="gramStart"/>
+      <w:r>
+        <w:t>pname</w:t>
+      </w:r>
+      <w:proofErr w:type="spellEnd"/>
+      <w:proofErr w:type="gramEnd"/>
+      <w:r>
+        <w:t xml:space="preserve"> </w:t>
+      </w:r>
+      <w:proofErr w:type="spellStart"/>
+      <w:r>
+        <w:t>varchar</w:t>
+      </w:r>
+      <w:proofErr w:type="spellEnd"/>
+      <w:r>
+        <w:t>(30),</w:t>
+      </w:r>
+    </w:p>
+    <w:p>
+      <w:r>
+        <w:t xml:space="preserve">    -&gt; </w:t>
+      </w:r>
+      <w:proofErr w:type="gramStart"/>
+      <w:r>
+        <w:t>price</w:t>
+      </w:r>
+      <w:proofErr w:type="gramEnd"/>
+      <w:r>
+        <w:t xml:space="preserve"> decimal(10,2),</w:t>
+      </w:r>
+    </w:p>
+    <w:p>
+      <w:r>
+        <w:t xml:space="preserve">    -&gt; </w:t>
+      </w:r>
+      <w:proofErr w:type="gramStart"/>
+      <w:r>
+        <w:t>qty</w:t>
+      </w:r>
+      <w:proofErr w:type="gramEnd"/>
+      <w:r>
+        <w:t xml:space="preserve"> </w:t>
+      </w:r>
+      <w:proofErr w:type="spellStart"/>
+      <w:r>
+        <w:t>int</w:t>
+      </w:r>
+      <w:proofErr w:type="spellEnd"/>
+      <w:r>
+        <w:t>,</w:t>
+      </w:r>
+    </w:p>
+    <w:p>
+      <w:r>
+        <w:t xml:space="preserve">    -&gt; </w:t>
+      </w:r>
+      <w:proofErr w:type="spellStart"/>
+      <w:proofErr w:type="gramStart"/>
+      <w:r>
+        <w:t>total_amount</w:t>
+      </w:r>
+      <w:proofErr w:type="spellEnd"/>
+      <w:proofErr w:type="gramEnd"/>
+      <w:r>
+        <w:t xml:space="preserve"> decimal(10,2) generated always as(price*qty) stored</w:t>
+      </w:r>
+    </w:p>
+    <w:p>
+      <w:r>
+        <w:lastRenderedPageBreak/>
+        <w:t xml:space="preserve">    -&gt; );</w:t>
+      </w:r>
+    </w:p>
+    <w:p>
+      <w:r>
+        <w:t>Query OK, 0 rows affected (0.03 sec)</w:t>
+      </w:r>
+    </w:p>
+    <w:p/>
+    <w:p>
+      <w:proofErr w:type="spellStart"/>
+      <w:proofErr w:type="gramStart"/>
+      <w:r>
+        <w:t>mysql</w:t>
+      </w:r>
+      <w:proofErr w:type="spellEnd"/>
+      <w:proofErr w:type="gramEnd"/>
+      <w:r>
+        <w:t>&gt; insert into product(</w:t>
+      </w:r>
+      <w:proofErr w:type="spellStart"/>
+      <w:r>
+        <w:t>pid,pname,price,qty</w:t>
+      </w:r>
+      <w:proofErr w:type="spellEnd"/>
+      <w:r>
+        <w:t>)</w:t>
+      </w:r>
+    </w:p>
+    <w:p>
+      <w:r>
+        <w:t xml:space="preserve">    -&gt; </w:t>
+      </w:r>
+      <w:proofErr w:type="gramStart"/>
+      <w:r>
+        <w:t>values</w:t>
+      </w:r>
+      <w:proofErr w:type="gramEnd"/>
+    </w:p>
+    <w:p>
+      <w:r>
+        <w:t xml:space="preserve">    -&gt; (111,'mobile'</w:t>
+      </w:r>
+      <w:proofErr w:type="gramStart"/>
+      <w:r>
+        <w:t>,16987.45,2</w:t>
+      </w:r>
+      <w:proofErr w:type="gramEnd"/>
+      <w:r>
+        <w:t>);</w:t>
+      </w:r>
+    </w:p>
+    <w:p>
+      <w:r>
+        <w:t>ERROR 1146 (42S02): Table 'pfs7.product' doesn't exist</w:t>
+      </w:r>
+    </w:p>
+    <w:p>
+      <w:proofErr w:type="spellStart"/>
+      <w:proofErr w:type="gramStart"/>
+      <w:r>
+        <w:t>mysql</w:t>
+      </w:r>
+      <w:proofErr w:type="spellEnd"/>
+      <w:proofErr w:type="gramEnd"/>
+      <w:r>
+        <w:t>&gt; insert into products(</w:t>
+      </w:r>
+      <w:proofErr w:type="spellStart"/>
+      <w:r>
+        <w:t>pid,pname,price,qty</w:t>
+      </w:r>
+      <w:proofErr w:type="spellEnd"/>
+      <w:r>
+        <w:t>)</w:t>
+      </w:r>
+    </w:p>
+    <w:p>
+      <w:r>
+        <w:t xml:space="preserve">    -&gt; </w:t>
+      </w:r>
+      <w:proofErr w:type="gramStart"/>
+      <w:r>
+        <w:t>values</w:t>
+      </w:r>
+      <w:proofErr w:type="gramEnd"/>
+    </w:p>
+    <w:p>
+      <w:r>
+        <w:t xml:space="preserve">    -&gt; (111,'mobile'</w:t>
+      </w:r>
+      <w:proofErr w:type="gramStart"/>
+      <w:r>
+        <w:t>,16987.45,2</w:t>
+      </w:r>
+      <w:proofErr w:type="gramEnd"/>
+      <w:r>
+        <w:t>);</w:t>
+      </w:r>
+    </w:p>
+    <w:p>
+      <w:r>
+        <w:t>Query OK, 1 row affected (0.01 sec)</w:t>
+      </w:r>
+    </w:p>
+    <w:p/>
+    <w:p>
+      <w:proofErr w:type="spellStart"/>
+      <w:proofErr w:type="gramStart"/>
+      <w:r>
+        <w:t>mysql</w:t>
+      </w:r>
+      <w:proofErr w:type="spellEnd"/>
+      <w:proofErr w:type="gramEnd"/>
+      <w:r>
+        <w:t>&gt; select*from products;</w:t>
+      </w:r>
+    </w:p>
+    <w:p>
+      <w:r>
+        <w:t>+------+--------+----------+------+--------------+</w:t>
+      </w:r>
+    </w:p>
+    <w:p>
+      <w:r>
+        <w:t xml:space="preserve">| </w:t>
+      </w:r>
+      <w:proofErr w:type="spellStart"/>
+      <w:proofErr w:type="gramStart"/>
+      <w:r>
+        <w:t>pid</w:t>
+      </w:r>
+      <w:proofErr w:type="spellEnd"/>
+      <w:r>
+        <w:t xml:space="preserve">  |</w:t>
+      </w:r>
+      <w:proofErr w:type="gramEnd"/>
+      <w:r>
+        <w:t xml:space="preserve"> </w:t>
+      </w:r>
+      <w:proofErr w:type="spellStart"/>
+      <w:r>
+        <w:t>pname</w:t>
+      </w:r>
+      <w:proofErr w:type="spellEnd"/>
+      <w:r>
+        <w:t xml:space="preserve">  | price    | qty  | </w:t>
+      </w:r>
+      <w:proofErr w:type="spellStart"/>
+      <w:r>
+        <w:t>total_amount</w:t>
+      </w:r>
+      <w:proofErr w:type="spellEnd"/>
+      <w:r>
+        <w:t xml:space="preserve"> |</w:t>
+      </w:r>
+    </w:p>
+    <w:p>
+      <w:r>
+        <w:t>+------+--------+----------+------+--------------+</w:t>
+      </w:r>
+    </w:p>
+    <w:p>
+      <w:proofErr w:type="gramStart"/>
+      <w:r>
+        <w:t>|  111</w:t>
+      </w:r>
+      <w:proofErr w:type="gramEnd"/>
+      <w:r>
+        <w:t xml:space="preserve"> | mobile | 16987.45 |    2 |     33974.90 |</w:t>
+      </w:r>
+    </w:p>
+    <w:p>
+      <w:r>
+        <w:t>+------+--------+----------+------+--------------+</w:t>
+      </w:r>
+    </w:p>
+    <w:p>
+      <w:r>
+        <w:t>1 row in set (0.00 sec)</w:t>
+      </w:r>
+    </w:p>
+    <w:p/>
+    <w:p>
+      <w:proofErr w:type="spellStart"/>
+      <w:proofErr w:type="gramStart"/>
+      <w:r>
+        <w:t>mysql</w:t>
+      </w:r>
+      <w:proofErr w:type="spellEnd"/>
+      <w:proofErr w:type="gramEnd"/>
+      <w:r>
+        <w:t xml:space="preserve">&gt; update products set price=100000 where </w:t>
+      </w:r>
+      <w:proofErr w:type="spellStart"/>
+      <w:r>
+        <w:t>pid</w:t>
+      </w:r>
+      <w:proofErr w:type="spellEnd"/>
+      <w:r>
+        <w:t>=111;</w:t>
+      </w:r>
+    </w:p>
+    <w:p>
+      <w:r>
+        <w:t>Query OK, 1 row affected (0.01 sec)</w:t>
+      </w:r>
+    </w:p>
+    <w:p>
+      <w:r>
+        <w:t xml:space="preserve">Rows matched: </w:t>
+      </w:r>
+      <w:proofErr w:type="gramStart"/>
+      <w:r>
+        <w:t>1  Changed</w:t>
+      </w:r>
+      <w:proofErr w:type="gramEnd"/>
+      <w:r>
+        <w:t>: 1  Warnings: 0</w:t>
+      </w:r>
+    </w:p>
+    <w:p/>
+    <w:p>
+      <w:proofErr w:type="spellStart"/>
+      <w:proofErr w:type="gramStart"/>
+      <w:r>
+        <w:t>mysql</w:t>
+      </w:r>
+      <w:proofErr w:type="spellEnd"/>
+      <w:proofErr w:type="gramEnd"/>
+      <w:r>
+        <w:t>&gt; select*from products;</w:t>
+      </w:r>
+    </w:p>
+    <w:p>
+      <w:r>
+        <w:lastRenderedPageBreak/>
+        <w:t>+------+--------+-----------+------+--------------+</w:t>
+      </w:r>
+    </w:p>
+    <w:p>
+      <w:r>
+        <w:t xml:space="preserve">| </w:t>
+      </w:r>
+      <w:proofErr w:type="spellStart"/>
+      <w:proofErr w:type="gramStart"/>
+      <w:r>
+        <w:t>pid</w:t>
+      </w:r>
+      <w:proofErr w:type="spellEnd"/>
+      <w:r>
+        <w:t xml:space="preserve">  |</w:t>
+      </w:r>
+      <w:proofErr w:type="gramEnd"/>
+      <w:r>
+        <w:t xml:space="preserve"> </w:t>
+      </w:r>
+      <w:proofErr w:type="spellStart"/>
+      <w:r>
+        <w:t>pname</w:t>
+      </w:r>
+      <w:proofErr w:type="spellEnd"/>
+      <w:r>
+        <w:t xml:space="preserve">  | price     | qty  | </w:t>
+      </w:r>
+      <w:proofErr w:type="spellStart"/>
+      <w:r>
+        <w:t>total_amount</w:t>
+      </w:r>
+      <w:proofErr w:type="spellEnd"/>
+      <w:r>
+        <w:t xml:space="preserve"> |</w:t>
+      </w:r>
+    </w:p>
+    <w:p>
+      <w:r>
+        <w:t>+------+--------+-----------+------+--------------+</w:t>
+      </w:r>
+    </w:p>
+    <w:p>
+      <w:proofErr w:type="gramStart"/>
+      <w:r>
+        <w:t>|  111</w:t>
+      </w:r>
+      <w:proofErr w:type="gramEnd"/>
+      <w:r>
+        <w:t xml:space="preserve"> | mobile | 100000.00 |    2 |    200000.00 |</w:t>
+      </w:r>
+    </w:p>
+    <w:p>
+      <w:r>
+        <w:t>+------+--------+-----------+------+--------------+</w:t>
+      </w:r>
+    </w:p>
+    <w:p>
+      <w:r>
+        <w:t>1 row in set (0.00 sec)</w:t>
+      </w:r>
+    </w:p>
+    <w:p/>
+    <w:p>
+      <w:proofErr w:type="spellStart"/>
+      <w:proofErr w:type="gramStart"/>
+      <w:r>
+        <w:t>mysql</w:t>
+      </w:r>
+      <w:proofErr w:type="spellEnd"/>
+      <w:proofErr w:type="gramEnd"/>
+      <w:r>
+        <w:t>&gt; create table employees(</w:t>
+      </w:r>
+    </w:p>
+    <w:p>
+      <w:r>
+        <w:t xml:space="preserve">    -&gt; </w:t>
+      </w:r>
+      <w:proofErr w:type="spellStart"/>
+      <w:proofErr w:type="gramStart"/>
+      <w:r>
+        <w:t>emp_id</w:t>
+      </w:r>
+      <w:proofErr w:type="spellEnd"/>
+      <w:proofErr w:type="gramEnd"/>
+      <w:r>
+        <w:t xml:space="preserve"> </w:t>
+      </w:r>
+      <w:proofErr w:type="spellStart"/>
+      <w:r>
+        <w:t>int</w:t>
+      </w:r>
+      <w:proofErr w:type="spellEnd"/>
+      <w:r>
+        <w:t>,</w:t>
+      </w:r>
+    </w:p>
+    <w:p>
+      <w:r>
+        <w:t xml:space="preserve">    -&gt; </w:t>
+      </w:r>
+      <w:proofErr w:type="spellStart"/>
+      <w:proofErr w:type="gramStart"/>
+      <w:r>
+        <w:t>emp_name</w:t>
+      </w:r>
+      <w:proofErr w:type="spellEnd"/>
+      <w:proofErr w:type="gramEnd"/>
+      <w:r>
+        <w:t xml:space="preserve"> </w:t>
+      </w:r>
+      <w:proofErr w:type="spellStart"/>
+      <w:r>
+        <w:t>varchar</w:t>
+      </w:r>
+      <w:proofErr w:type="spellEnd"/>
+      <w:r>
+        <w:t>(60),</w:t>
+      </w:r>
+    </w:p>
+    <w:p>
+      <w:r>
+        <w:t xml:space="preserve">    -&gt; </w:t>
+      </w:r>
+      <w:proofErr w:type="gramStart"/>
+      <w:r>
+        <w:t>department</w:t>
+      </w:r>
+      <w:proofErr w:type="gramEnd"/>
+      <w:r>
+        <w:t xml:space="preserve"> </w:t>
+      </w:r>
+      <w:proofErr w:type="spellStart"/>
+      <w:r>
+        <w:t>varchar</w:t>
+      </w:r>
+      <w:proofErr w:type="spellEnd"/>
+      <w:r>
+        <w:t>(70),</w:t>
+      </w:r>
+    </w:p>
+    <w:p>
+      <w:r>
+        <w:t xml:space="preserve">    -&gt; </w:t>
+      </w:r>
+      <w:proofErr w:type="spellStart"/>
+      <w:proofErr w:type="gramStart"/>
+      <w:r>
+        <w:t>job_role</w:t>
+      </w:r>
+      <w:proofErr w:type="spellEnd"/>
+      <w:proofErr w:type="gramEnd"/>
+      <w:r>
+        <w:t xml:space="preserve"> </w:t>
+      </w:r>
+      <w:proofErr w:type="spellStart"/>
+      <w:r>
+        <w:t>varchar</w:t>
+      </w:r>
+      <w:proofErr w:type="spellEnd"/>
+      <w:r>
+        <w:t>(80),</w:t>
+      </w:r>
+    </w:p>
+    <w:p>
+      <w:r>
+        <w:t xml:space="preserve">    -&gt; </w:t>
+      </w:r>
+      <w:proofErr w:type="gramStart"/>
+      <w:r>
+        <w:t>salary</w:t>
+      </w:r>
+      <w:proofErr w:type="gramEnd"/>
+      <w:r>
+        <w:t xml:space="preserve"> decimal(10,2),</w:t>
+      </w:r>
+    </w:p>
+    <w:p>
+      <w:r>
+        <w:t xml:space="preserve">    -&gt; </w:t>
+      </w:r>
+      <w:proofErr w:type="spellStart"/>
+      <w:proofErr w:type="gramStart"/>
+      <w:r>
+        <w:t>joining_date</w:t>
+      </w:r>
+      <w:proofErr w:type="spellEnd"/>
+      <w:proofErr w:type="gramEnd"/>
+      <w:r>
+        <w:t xml:space="preserve"> date,</w:t>
+      </w:r>
+    </w:p>
+    <w:p>
+      <w:r>
+        <w:t xml:space="preserve">    -&gt; </w:t>
+      </w:r>
+      <w:proofErr w:type="gramStart"/>
+      <w:r>
+        <w:t>city</w:t>
+      </w:r>
+      <w:proofErr w:type="gramEnd"/>
+      <w:r>
+        <w:t xml:space="preserve"> </w:t>
+      </w:r>
+      <w:proofErr w:type="spellStart"/>
+      <w:r>
+        <w:t>varchar</w:t>
+      </w:r>
+      <w:proofErr w:type="spellEnd"/>
+      <w:r>
+        <w:t>(60)</w:t>
+      </w:r>
+    </w:p>
+    <w:p>
+      <w:r>
+        <w:t xml:space="preserve">    -&gt; );</w:t>
+      </w:r>
+    </w:p>
+    <w:p>
+      <w:r>
+        <w:t>Query OK, 0 rows affected (0.03 sec)</w:t>
+      </w:r>
+    </w:p>
+    <w:p/>
+    <w:p>
+      <w:proofErr w:type="spellStart"/>
+      <w:r>
+        <w:t>mysql</w:t>
+      </w:r>
+      <w:proofErr w:type="spellEnd"/>
+      <w:r>
+        <w:t>&gt; insert into employees(</w:t>
+      </w:r>
+      <w:proofErr w:type="spellStart"/>
+      <w:r>
+        <w:t>emp_id</w:t>
+      </w:r>
+      <w:proofErr w:type="spellEnd"/>
+      <w:r>
+        <w:t xml:space="preserve"> </w:t>
+      </w:r>
+      <w:proofErr w:type="spellStart"/>
+      <w:r>
+        <w:t>int,emp_name</w:t>
+      </w:r>
+      <w:proofErr w:type="spellEnd"/>
+      <w:r>
+        <w:t xml:space="preserve"> </w:t>
+      </w:r>
+      <w:proofErr w:type="spellStart"/>
+      <w:r>
+        <w:t>varchar</w:t>
+      </w:r>
+      <w:proofErr w:type="spellEnd"/>
+      <w:r>
+        <w:t xml:space="preserve">(60),department </w:t>
+      </w:r>
+      <w:proofErr w:type="spellStart"/>
+      <w:r>
+        <w:t>varchar</w:t>
+      </w:r>
+      <w:proofErr w:type="spellEnd"/>
+      <w:r>
+        <w:t>(70),</w:t>
+      </w:r>
+      <w:proofErr w:type="spellStart"/>
+      <w:r>
+        <w:t>job_role</w:t>
+      </w:r>
+      <w:proofErr w:type="spellEnd"/>
+      <w:r>
+        <w:t xml:space="preserve"> </w:t>
+      </w:r>
+      <w:proofErr w:type="spellStart"/>
+      <w:r>
+        <w:t>varchar</w:t>
+      </w:r>
+      <w:proofErr w:type="spellEnd"/>
+      <w:r>
+        <w:t>(80),</w:t>
+      </w:r>
+      <w:proofErr w:type="spellStart"/>
+      <w:r>
+        <w:t>job_role</w:t>
+      </w:r>
+      <w:proofErr w:type="spellEnd"/>
+      <w:r>
+        <w:t xml:space="preserve"> </w:t>
+      </w:r>
+      <w:proofErr w:type="spellStart"/>
+      <w:r>
+        <w:t>varchar</w:t>
+      </w:r>
+      <w:proofErr w:type="spellEnd"/>
+      <w:r>
+        <w:t>(80),salary decimal(10,2),</w:t>
+      </w:r>
+      <w:proofErr w:type="spellStart"/>
+      <w:r>
+        <w:t>joining_date</w:t>
+      </w:r>
+      <w:proofErr w:type="spellEnd"/>
+      <w:r>
+        <w:t xml:space="preserve"> date, city </w:t>
+      </w:r>
+      <w:proofErr w:type="spellStart"/>
+      <w:r>
+        <w:t>varchar</w:t>
+      </w:r>
+      <w:proofErr w:type="spellEnd"/>
+      <w:r>
+        <w:t>(60))</w:t>
+      </w:r>
+    </w:p>
+    <w:p>
+      <w:r>
+        <w:t xml:space="preserve">    -&gt; </w:t>
+      </w:r>
+      <w:proofErr w:type="gramStart"/>
+      <w:r>
+        <w:t>values</w:t>
+      </w:r>
+      <w:proofErr w:type="gramEnd"/>
+    </w:p>
+    <w:p>
+      <w:r>
+        <w:t xml:space="preserve">    -&gt; (e001,'ravi','it','developer'</w:t>
+      </w:r>
+      <w:proofErr w:type="gramStart"/>
+      <w:r>
+        <w:t>,42000.00</w:t>
+      </w:r>
+      <w:proofErr w:type="gramEnd"/>
+      <w:r>
+        <w:t>,'2023-09-12','hyd'),</w:t>
+      </w:r>
+    </w:p>
+    <w:p>
+      <w:r>
+        <w:t xml:space="preserve">    -&gt; (e002,'ravikumar','finance'</w:t>
+      </w:r>
+      <w:proofErr w:type="gramStart"/>
+      <w:r>
+        <w:t>,30000.00</w:t>
+      </w:r>
+      <w:proofErr w:type="gramEnd"/>
+      <w:r>
+        <w:t>,'2024-09-13','vja'),</w:t>
+      </w:r>
+    </w:p>
+    <w:p>
+      <w:r>
+        <w:t xml:space="preserve">    -&gt; (e003,'priyasharma','hr','recruiter'</w:t>
+      </w:r>
+      <w:proofErr w:type="gramStart"/>
+      <w:r>
+        <w:t>,45000.00,2022</w:t>
+      </w:r>
+      <w:proofErr w:type="gramEnd"/>
+      <w:r>
+        <w:t>-05-10','bangalore'),</w:t>
+      </w:r>
+    </w:p>
+    <w:p>
+      <w:r>
+        <w:t xml:space="preserve">    '&gt; (eoo4,'kiranreddy','finance','^C</w:t>
+      </w:r>
+    </w:p>
+    <w:p>
+      <w:proofErr w:type="spellStart"/>
+      <w:proofErr w:type="gramStart"/>
+      <w:r>
+        <w:t>mysql</w:t>
+      </w:r>
+      <w:proofErr w:type="spellEnd"/>
+      <w:proofErr w:type="gramEnd"/>
+      <w:r>
+        <w:t>&gt; use pfs7;</w:t>
+      </w:r>
+    </w:p>
+    <w:p>
+      <w:r>
+        <w:lastRenderedPageBreak/>
+        <w:t>Database changed</w:t>
+      </w:r>
+    </w:p>
+    <w:p>
+      <w:proofErr w:type="spellStart"/>
+      <w:proofErr w:type="gramStart"/>
+      <w:r>
+        <w:t>mysql</w:t>
+      </w:r>
+      <w:proofErr w:type="spellEnd"/>
+      <w:proofErr w:type="gramEnd"/>
+      <w:r>
+        <w:t>&gt;  create table employees(</w:t>
+      </w:r>
+    </w:p>
+    <w:p>
+      <w:r>
+        <w:t xml:space="preserve">    -&gt; ^C</w:t>
+      </w:r>
+    </w:p>
+    <w:p>
+      <w:proofErr w:type="spellStart"/>
+      <w:proofErr w:type="gramStart"/>
+      <w:r>
+        <w:t>mysql</w:t>
+      </w:r>
+      <w:proofErr w:type="spellEnd"/>
+      <w:proofErr w:type="gramEnd"/>
+      <w:r>
+        <w:t>&gt; create table employees(</w:t>
+      </w:r>
+    </w:p>
+    <w:p>
+      <w:r>
+        <w:t xml:space="preserve">    -</w:t>
+      </w:r>
+      <w:proofErr w:type="gramStart"/>
+      <w:r>
+        <w:t>&gt;  employees</w:t>
+      </w:r>
+      <w:proofErr w:type="gramEnd"/>
+      <w:r>
+        <w:t>(</w:t>
+      </w:r>
+    </w:p>
+    <w:p>
+      <w:r>
+        <w:t xml:space="preserve">    -&gt; ^C</w:t>
+      </w:r>
+    </w:p>
+    <w:p>
+      <w:proofErr w:type="spellStart"/>
+      <w:proofErr w:type="gramStart"/>
+      <w:r>
+        <w:t>mysql</w:t>
+      </w:r>
+      <w:proofErr w:type="spellEnd"/>
+      <w:proofErr w:type="gramEnd"/>
+      <w:r>
+        <w:t>&gt; create table employees(</w:t>
+      </w:r>
+    </w:p>
+    <w:p>
+      <w:r>
+        <w:t xml:space="preserve">    -&gt; </w:t>
+      </w:r>
+      <w:proofErr w:type="spellStart"/>
+      <w:proofErr w:type="gramStart"/>
+      <w:r>
+        <w:t>emp_id</w:t>
+      </w:r>
+      <w:proofErr w:type="spellEnd"/>
+      <w:proofErr w:type="gramEnd"/>
+      <w:r>
+        <w:t xml:space="preserve"> </w:t>
+      </w:r>
+      <w:proofErr w:type="spellStart"/>
+      <w:r>
+        <w:t>int</w:t>
+      </w:r>
+      <w:proofErr w:type="spellEnd"/>
+      <w:r>
+        <w:t>,</w:t>
+      </w:r>
+    </w:p>
+    <w:p>
+      <w:r>
+        <w:t xml:space="preserve">    -&gt; </w:t>
+      </w:r>
+      <w:proofErr w:type="spellStart"/>
+      <w:proofErr w:type="gramStart"/>
+      <w:r>
+        <w:t>emp_name</w:t>
+      </w:r>
+      <w:proofErr w:type="spellEnd"/>
+      <w:proofErr w:type="gramEnd"/>
+      <w:r>
+        <w:t xml:space="preserve"> </w:t>
+      </w:r>
+      <w:proofErr w:type="spellStart"/>
+      <w:r>
+        <w:t>varchar</w:t>
+      </w:r>
+      <w:proofErr w:type="spellEnd"/>
+      <w:r>
+        <w:t>(60),</w:t>
+      </w:r>
+    </w:p>
+    <w:p>
+      <w:r>
+        <w:t xml:space="preserve">    -&gt; </w:t>
+      </w:r>
+      <w:proofErr w:type="gramStart"/>
+      <w:r>
+        <w:t>department</w:t>
+      </w:r>
+      <w:proofErr w:type="gramEnd"/>
+      <w:r>
+        <w:t xml:space="preserve"> </w:t>
+      </w:r>
+      <w:proofErr w:type="spellStart"/>
+      <w:r>
+        <w:t>varchar</w:t>
+      </w:r>
+      <w:proofErr w:type="spellEnd"/>
+      <w:r>
+        <w:t>(80),</w:t>
+      </w:r>
+    </w:p>
+    <w:p>
+      <w:r>
+        <w:t xml:space="preserve">    -&gt; </w:t>
+      </w:r>
+      <w:proofErr w:type="spellStart"/>
+      <w:proofErr w:type="gramStart"/>
+      <w:r>
+        <w:t>job_role</w:t>
+      </w:r>
+      <w:proofErr w:type="spellEnd"/>
+      <w:proofErr w:type="gramEnd"/>
+      <w:r>
+        <w:t xml:space="preserve"> </w:t>
+      </w:r>
+      <w:proofErr w:type="spellStart"/>
+      <w:r>
+        <w:t>varchar</w:t>
+      </w:r>
+      <w:proofErr w:type="spellEnd"/>
+      <w:r>
+        <w:t>(80),</w:t>
+      </w:r>
+    </w:p>
+    <w:p>
+      <w:r>
+        <w:t xml:space="preserve">    -&gt; </w:t>
+      </w:r>
+      <w:proofErr w:type="gramStart"/>
+      <w:r>
+        <w:t>salary</w:t>
+      </w:r>
+      <w:proofErr w:type="gramEnd"/>
+      <w:r>
+        <w:t xml:space="preserve"> decimal(10,2)</w:t>
+      </w:r>
+    </w:p>
+    <w:p>
+      <w:r>
+        <w:t xml:space="preserve">    -&gt; </w:t>
+      </w:r>
+      <w:proofErr w:type="spellStart"/>
+      <w:proofErr w:type="gramStart"/>
+      <w:r>
+        <w:t>joining_date</w:t>
+      </w:r>
+      <w:proofErr w:type="spellEnd"/>
+      <w:proofErr w:type="gramEnd"/>
+      <w:r>
+        <w:t xml:space="preserve"> date,</w:t>
+      </w:r>
+    </w:p>
+    <w:p>
+      <w:r>
+        <w:t xml:space="preserve">    -&gt; </w:t>
+      </w:r>
+      <w:proofErr w:type="gramStart"/>
+      <w:r>
+        <w:t>city</w:t>
+      </w:r>
+      <w:proofErr w:type="gramEnd"/>
+      <w:r>
+        <w:t xml:space="preserve"> </w:t>
+      </w:r>
+      <w:proofErr w:type="spellStart"/>
+      <w:r>
+        <w:t>varchar</w:t>
+      </w:r>
+      <w:proofErr w:type="spellEnd"/>
+      <w:r>
+        <w:t>(60)</w:t>
+      </w:r>
+    </w:p>
+    <w:p>
+      <w:r>
+        <w:t xml:space="preserve">    -&gt; );</w:t>
+      </w:r>
+    </w:p>
+    <w:p>
+      <w:r>
+        <w:t xml:space="preserve">ERROR 1064 (42000): You have an error in your SQL syntax; check the manual that corresponds to your </w:t>
+      </w:r>
+      <w:proofErr w:type="spellStart"/>
+      <w:r>
+        <w:t>MySQL</w:t>
+      </w:r>
+      <w:proofErr w:type="spellEnd"/>
+      <w:r>
+        <w:t xml:space="preserve"> server version for the right syntax to use near '</w:t>
+      </w:r>
+      <w:proofErr w:type="spellStart"/>
+      <w:r>
+        <w:t>joining_date</w:t>
+      </w:r>
+      <w:proofErr w:type="spellEnd"/>
+      <w:r>
+        <w:t xml:space="preserve"> date,</w:t>
+      </w:r>
+    </w:p>
+    <w:p>
+      <w:proofErr w:type="gramStart"/>
+      <w:r>
+        <w:t>city</w:t>
+      </w:r>
+      <w:proofErr w:type="gramEnd"/>
+      <w:r>
+        <w:t xml:space="preserve"> </w:t>
+      </w:r>
+      <w:proofErr w:type="spellStart"/>
+      <w:r>
+        <w:t>varchar</w:t>
+      </w:r>
+      <w:proofErr w:type="spellEnd"/>
+      <w:r>
+        <w:t>(60)</w:t>
+      </w:r>
+    </w:p>
+    <w:p>
+      <w:r>
+        <w:t>)' at line 7</w:t>
+      </w:r>
+    </w:p>
+    <w:p>
+      <w:proofErr w:type="spellStart"/>
+      <w:proofErr w:type="gramStart"/>
+      <w:r>
+        <w:t>mysql</w:t>
+      </w:r>
+      <w:proofErr w:type="spellEnd"/>
+      <w:proofErr w:type="gramEnd"/>
+      <w:r>
+        <w:t xml:space="preserve">&gt; city </w:t>
+      </w:r>
+      <w:proofErr w:type="spellStart"/>
+      <w:r>
+        <w:t>varchar</w:t>
+      </w:r>
+      <w:proofErr w:type="spellEnd"/>
+      <w:r>
+        <w:t>(60)</w:t>
+      </w:r>
+    </w:p>
+    <w:p>
+      <w:r>
+        <w:t xml:space="preserve">    -&gt; ^C</w:t>
+      </w:r>
+    </w:p>
+    <w:p>
+      <w:proofErr w:type="spellStart"/>
+      <w:proofErr w:type="gramStart"/>
+      <w:r>
+        <w:t>mysql</w:t>
+      </w:r>
+      <w:proofErr w:type="spellEnd"/>
+      <w:proofErr w:type="gramEnd"/>
+      <w:r>
+        <w:t>&gt; create table employees(</w:t>
+      </w:r>
+    </w:p>
+    <w:p>
+      <w:r>
+        <w:t xml:space="preserve">    -&gt; </w:t>
+      </w:r>
+      <w:proofErr w:type="spellStart"/>
+      <w:proofErr w:type="gramStart"/>
+      <w:r>
+        <w:t>emp_id</w:t>
+      </w:r>
+      <w:proofErr w:type="spellEnd"/>
+      <w:proofErr w:type="gramEnd"/>
+      <w:r>
+        <w:t xml:space="preserve"> </w:t>
+      </w:r>
+      <w:proofErr w:type="spellStart"/>
+      <w:r>
+        <w:t>int</w:t>
+      </w:r>
+      <w:proofErr w:type="spellEnd"/>
+      <w:r>
+        <w:t>,</w:t>
+      </w:r>
+    </w:p>
+    <w:p>
+      <w:r>
+        <w:t xml:space="preserve">    -&gt; </w:t>
+      </w:r>
+      <w:proofErr w:type="spellStart"/>
+      <w:proofErr w:type="gramStart"/>
+      <w:r>
+        <w:t>emp_name</w:t>
+      </w:r>
+      <w:proofErr w:type="spellEnd"/>
+      <w:proofErr w:type="gramEnd"/>
+      <w:r>
+        <w:t xml:space="preserve"> </w:t>
+      </w:r>
+      <w:proofErr w:type="spellStart"/>
+      <w:r>
+        <w:t>varchar</w:t>
+      </w:r>
+      <w:proofErr w:type="spellEnd"/>
+      <w:r>
+        <w:t>(60),</w:t>
+      </w:r>
+    </w:p>
+    <w:p>
+      <w:r>
+        <w:t xml:space="preserve">    -&gt; </w:t>
+      </w:r>
+      <w:proofErr w:type="gramStart"/>
+      <w:r>
+        <w:t>department</w:t>
+      </w:r>
+      <w:proofErr w:type="gramEnd"/>
+      <w:r>
+        <w:t xml:space="preserve"> </w:t>
+      </w:r>
+      <w:proofErr w:type="spellStart"/>
+      <w:r>
+        <w:t>varchar</w:t>
+      </w:r>
+      <w:proofErr w:type="spellEnd"/>
+      <w:r>
+        <w:t>(70),</w:t>
+      </w:r>
+    </w:p>
+    <w:p>
+      <w:r>
+        <w:t xml:space="preserve">    -&gt; </w:t>
+      </w:r>
+      <w:proofErr w:type="spellStart"/>
+      <w:proofErr w:type="gramStart"/>
+      <w:r>
+        <w:t>job_role</w:t>
+      </w:r>
+      <w:proofErr w:type="spellEnd"/>
+      <w:proofErr w:type="gramEnd"/>
+      <w:r>
+        <w:t xml:space="preserve"> </w:t>
+      </w:r>
+      <w:proofErr w:type="spellStart"/>
+      <w:r>
+        <w:t>varchar</w:t>
+      </w:r>
+      <w:proofErr w:type="spellEnd"/>
+      <w:r>
+        <w:t>(80),</w:t>
+      </w:r>
+    </w:p>
+    <w:p>
+      <w:r>
+        <w:lastRenderedPageBreak/>
+        <w:t xml:space="preserve">    -&gt; </w:t>
+      </w:r>
+      <w:proofErr w:type="gramStart"/>
+      <w:r>
+        <w:t>salary</w:t>
+      </w:r>
+      <w:proofErr w:type="gramEnd"/>
+      <w:r>
+        <w:t xml:space="preserve"> decimal(10,2),</w:t>
+      </w:r>
+    </w:p>
+    <w:p>
+      <w:r>
+        <w:t xml:space="preserve">    -&gt; </w:t>
+      </w:r>
+      <w:proofErr w:type="spellStart"/>
+      <w:proofErr w:type="gramStart"/>
+      <w:r>
+        <w:t>joining_date</w:t>
+      </w:r>
+      <w:proofErr w:type="spellEnd"/>
+      <w:proofErr w:type="gramEnd"/>
+      <w:r>
+        <w:t xml:space="preserve"> date,</w:t>
+      </w:r>
+    </w:p>
+    <w:p>
+      <w:r>
+        <w:t xml:space="preserve">    -&gt; </w:t>
+      </w:r>
+      <w:proofErr w:type="gramStart"/>
+      <w:r>
+        <w:t>city</w:t>
+      </w:r>
+      <w:proofErr w:type="gramEnd"/>
+      <w:r>
+        <w:t xml:space="preserve"> </w:t>
+      </w:r>
+      <w:proofErr w:type="spellStart"/>
+      <w:r>
+        <w:t>varchar</w:t>
+      </w:r>
+      <w:proofErr w:type="spellEnd"/>
+      <w:r>
+        <w:t>(60)</w:t>
+      </w:r>
+    </w:p>
+    <w:p>
+      <w:r>
+        <w:t xml:space="preserve">    -&gt; );</w:t>
+      </w:r>
+    </w:p>
+    <w:p>
+      <w:r>
+        <w:t>ERROR 1050 (42S01): Table 'employees' already exists</w:t>
+      </w:r>
+    </w:p>
+    <w:p>
+      <w:proofErr w:type="spellStart"/>
+      <w:proofErr w:type="gramStart"/>
+      <w:r>
+        <w:t>mysql</w:t>
+      </w:r>
+      <w:proofErr w:type="spellEnd"/>
+      <w:proofErr w:type="gramEnd"/>
+      <w:r>
+        <w:t>&gt; select*from employees;</w:t>
+      </w:r>
+    </w:p>
+    <w:p>
+      <w:r>
+        <w:t>Empty set (0.00 sec)</w:t>
+      </w:r>
+    </w:p>
+    <w:p/>
+    <w:p>
+      <w:proofErr w:type="spellStart"/>
+      <w:proofErr w:type="gramStart"/>
+      <w:r>
+        <w:t>mysql</w:t>
+      </w:r>
+      <w:proofErr w:type="spellEnd"/>
+      <w:proofErr w:type="gramEnd"/>
+      <w:r>
+        <w:t xml:space="preserve">&gt; </w:t>
+      </w:r>
+      <w:proofErr w:type="spellStart"/>
+      <w:r>
+        <w:t>desc</w:t>
+      </w:r>
+      <w:proofErr w:type="spellEnd"/>
+      <w:r>
+        <w:t xml:space="preserve"> employees;</w:t>
+      </w:r>
+    </w:p>
+    <w:p>
+      <w:r>
+        <w:t>+--------------+---------------+------+-----+---------+-------+</w:t>
+      </w:r>
+    </w:p>
+    <w:p>
+      <w:r>
+        <w:t>| Field        | Type          | Null | Key | Default | Extra |</w:t>
+      </w:r>
+    </w:p>
+    <w:p>
+      <w:r>
+        <w:t>+--------------+---------------+------+-----+---------+-------+</w:t>
+      </w:r>
+    </w:p>
+    <w:p>
+      <w:r>
+        <w:t xml:space="preserve">| </w:t>
+      </w:r>
+      <w:proofErr w:type="spellStart"/>
+      <w:r>
+        <w:t>emp_id</w:t>
+      </w:r>
+      <w:proofErr w:type="spellEnd"/>
+      <w:r>
+        <w:t xml:space="preserve">       | </w:t>
+      </w:r>
+      <w:proofErr w:type="spellStart"/>
+      <w:r>
+        <w:t>int</w:t>
+      </w:r>
+      <w:proofErr w:type="spellEnd"/>
+      <w:r>
+        <w:t xml:space="preserve">           | </w:t>
+      </w:r>
+      <w:proofErr w:type="gramStart"/>
+      <w:r>
+        <w:t>YES  |</w:t>
+      </w:r>
+      <w:proofErr w:type="gramEnd"/>
+      <w:r>
+        <w:t xml:space="preserve">     | NULL    |       |</w:t>
+      </w:r>
+    </w:p>
+    <w:p>
+      <w:r>
+        <w:t xml:space="preserve">| </w:t>
+      </w:r>
+      <w:proofErr w:type="spellStart"/>
+      <w:r>
+        <w:t>emp_name</w:t>
+      </w:r>
+      <w:proofErr w:type="spellEnd"/>
+      <w:r>
+        <w:t xml:space="preserve">     | </w:t>
+      </w:r>
+      <w:proofErr w:type="spellStart"/>
+      <w:proofErr w:type="gramStart"/>
+      <w:r>
+        <w:t>varchar</w:t>
+      </w:r>
+      <w:proofErr w:type="spellEnd"/>
+      <w:r>
+        <w:t>(</w:t>
+      </w:r>
+      <w:proofErr w:type="gramEnd"/>
+      <w:r>
+        <w:t>60)   | YES  |     | NULL    |       |</w:t>
+      </w:r>
+    </w:p>
+    <w:p>
+      <w:r>
+        <w:t xml:space="preserve">| </w:t>
+      </w:r>
+      <w:proofErr w:type="gramStart"/>
+      <w:r>
+        <w:t>department</w:t>
+      </w:r>
+      <w:proofErr w:type="gramEnd"/>
+      <w:r>
+        <w:t xml:space="preserve">   | </w:t>
+      </w:r>
+      <w:proofErr w:type="spellStart"/>
+      <w:r>
+        <w:t>varchar</w:t>
+      </w:r>
+      <w:proofErr w:type="spellEnd"/>
+      <w:r>
+        <w:t>(70)   | YES  |     | NULL    |       |</w:t>
+      </w:r>
+    </w:p>
+    <w:p>
+      <w:r>
+        <w:t xml:space="preserve">| </w:t>
+      </w:r>
+      <w:proofErr w:type="spellStart"/>
+      <w:r>
+        <w:t>job_role</w:t>
+      </w:r>
+      <w:proofErr w:type="spellEnd"/>
+      <w:r>
+        <w:t xml:space="preserve">     | </w:t>
+      </w:r>
+      <w:proofErr w:type="spellStart"/>
+      <w:proofErr w:type="gramStart"/>
+      <w:r>
+        <w:t>varchar</w:t>
+      </w:r>
+      <w:proofErr w:type="spellEnd"/>
+      <w:r>
+        <w:t>(</w:t>
+      </w:r>
+      <w:proofErr w:type="gramEnd"/>
+      <w:r>
+        <w:t>80)   | YES  |     | NULL    |       |</w:t>
+      </w:r>
+    </w:p>
+    <w:p>
+      <w:r>
+        <w:t xml:space="preserve">| </w:t>
+      </w:r>
+      <w:proofErr w:type="gramStart"/>
+      <w:r>
+        <w:t>salary</w:t>
+      </w:r>
+      <w:proofErr w:type="gramEnd"/>
+      <w:r>
+        <w:t xml:space="preserve">       | decimal(10,2) | YES  |     | NULL    |       |</w:t>
+      </w:r>
+    </w:p>
+    <w:p>
+      <w:r>
+        <w:t xml:space="preserve">| </w:t>
+      </w:r>
+      <w:proofErr w:type="spellStart"/>
+      <w:r>
+        <w:t>joining_date</w:t>
+      </w:r>
+      <w:proofErr w:type="spellEnd"/>
+      <w:r>
+        <w:t xml:space="preserve"> | date          | </w:t>
+      </w:r>
+      <w:proofErr w:type="gramStart"/>
+      <w:r>
+        <w:t>YES  |</w:t>
+      </w:r>
+      <w:proofErr w:type="gramEnd"/>
+      <w:r>
+        <w:t xml:space="preserve">     | NULL    |       |</w:t>
+      </w:r>
+    </w:p>
+    <w:p>
+      <w:r>
+        <w:t xml:space="preserve">| </w:t>
+      </w:r>
+      <w:proofErr w:type="gramStart"/>
+      <w:r>
+        <w:t>city</w:t>
+      </w:r>
+      <w:proofErr w:type="gramEnd"/>
+      <w:r>
+        <w:t xml:space="preserve">         | </w:t>
+      </w:r>
+      <w:proofErr w:type="spellStart"/>
+      <w:r>
+        <w:t>varchar</w:t>
+      </w:r>
+      <w:proofErr w:type="spellEnd"/>
+      <w:r>
+        <w:t>(60)   | YES  |     | NULL    |       |</w:t>
+      </w:r>
+    </w:p>
+    <w:p>
+      <w:r>
+        <w:t>+--------------+---------------+------+-----+---------+-------+</w:t>
+      </w:r>
+    </w:p>
+    <w:p>
+      <w:r>
+        <w:t>7 rows in set (0.00 sec)</w:t>
+      </w:r>
+    </w:p>
+    <w:p/>
+    <w:p>
+      <w:proofErr w:type="spellStart"/>
+      <w:proofErr w:type="gramStart"/>
+      <w:r>
+        <w:t>mysql</w:t>
+      </w:r>
+      <w:proofErr w:type="spellEnd"/>
+      <w:proofErr w:type="gramEnd"/>
+      <w:r>
+        <w:t>&gt; insert into employees(emp_id,emp_name,department,job_role,salary,joining_date,city)</w:t>
+      </w:r>
+    </w:p>
+    <w:p>
+      <w:r>
+        <w:t xml:space="preserve">    -&gt; </w:t>
+      </w:r>
+      <w:proofErr w:type="gramStart"/>
+      <w:r>
+        <w:t>values</w:t>
+      </w:r>
+      <w:proofErr w:type="gramEnd"/>
+    </w:p>
+    <w:p>
+      <w:r>
+        <w:t xml:space="preserve">    -&gt; (e001, 'Ravi Kumar', 'IT', 'Developer', 42000.00, '2023-01-15', 'Hyderabad'),</w:t>
+      </w:r>
+    </w:p>
+    <w:p>
+      <w:r>
+        <w:lastRenderedPageBreak/>
+        <w:t xml:space="preserve">    -&gt; (e002, '</w:t>
+      </w:r>
+      <w:proofErr w:type="spellStart"/>
+      <w:r>
+        <w:t>Priya</w:t>
+      </w:r>
+      <w:proofErr w:type="spellEnd"/>
+      <w:r>
+        <w:t xml:space="preserve"> Sharma', 'HR', 'Recruiter', 40000.00, '2022-05-10', 'Bangalore'),</w:t>
+      </w:r>
+    </w:p>
+    <w:p>
+      <w:r>
+        <w:t xml:space="preserve">    -&gt; (e003, '</w:t>
+      </w:r>
+      <w:proofErr w:type="spellStart"/>
+      <w:r>
+        <w:t>Kiran</w:t>
+      </w:r>
+      <w:proofErr w:type="spellEnd"/>
+      <w:r>
+        <w:t xml:space="preserve"> Reddy', 'QA', 'Tester', 35000.00, '2024-03-20', '</w:t>
+      </w:r>
+      <w:proofErr w:type="spellStart"/>
+      <w:r>
+        <w:t>Vizag</w:t>
+      </w:r>
+      <w:proofErr w:type="spellEnd"/>
+      <w:r>
+        <w:t>'),</w:t>
+      </w:r>
+    </w:p>
+    <w:p>
+      <w:r>
+        <w:t xml:space="preserve">    -&gt; (e004,'Arun Kumar', 'QA', 'Engineer', 48000.00, '2021-11-01', 'Chennai'),</w:t>
+      </w:r>
+    </w:p>
+    <w:p>
+      <w:r>
+        <w:t xml:space="preserve">    -&gt; (e005, '</w:t>
+      </w:r>
+      <w:proofErr w:type="spellStart"/>
+      <w:r>
+        <w:t>Anjali</w:t>
+      </w:r>
+      <w:proofErr w:type="spellEnd"/>
+      <w:r>
+        <w:t xml:space="preserve"> Devi', 'Development', 'Developer', 60000.00, '2020-08-12', '</w:t>
+      </w:r>
+      <w:proofErr w:type="spellStart"/>
+      <w:r>
+        <w:t>Vizag</w:t>
+      </w:r>
+      <w:proofErr w:type="spellEnd"/>
+      <w:r>
+        <w:t>'),</w:t>
+      </w:r>
+    </w:p>
+    <w:p>
+      <w:r>
+        <w:t xml:space="preserve">    -&gt; (e006, 'Suresh </w:t>
+      </w:r>
+      <w:proofErr w:type="spellStart"/>
+      <w:r>
+        <w:t>Verma</w:t>
+      </w:r>
+      <w:proofErr w:type="spellEnd"/>
+      <w:r>
+        <w:t>', 'Finance', 'Analyst', 55000.00, '2019-04-18', 'Mumbai'),</w:t>
+      </w:r>
+    </w:p>
+    <w:p>
+      <w:r>
+        <w:t xml:space="preserve">    -&gt; (e007, '</w:t>
+      </w:r>
+      <w:proofErr w:type="spellStart"/>
+      <w:r>
+        <w:t>Meena</w:t>
+      </w:r>
+      <w:proofErr w:type="spellEnd"/>
+      <w:r>
+        <w:t xml:space="preserve"> </w:t>
+      </w:r>
+      <w:proofErr w:type="spellStart"/>
+      <w:r>
+        <w:t>Rao</w:t>
+      </w:r>
+      <w:proofErr w:type="spellEnd"/>
+      <w:r>
+        <w:t>', 'IT', 'Support', 30000.00, '2025-02-10', '</w:t>
+      </w:r>
+      <w:proofErr w:type="spellStart"/>
+      <w:r>
+        <w:t>Vizag</w:t>
+      </w:r>
+      <w:proofErr w:type="spellEnd"/>
+      <w:r>
+        <w:t>'),</w:t>
+      </w:r>
+    </w:p>
+    <w:p>
+      <w:r>
+        <w:t xml:space="preserve">    -&gt; (e008, 'Rajesh Patel', 'Finance', 'Manager', 75000.00, '2018-06-01', 'Delhi'),</w:t>
+      </w:r>
+    </w:p>
+    <w:p>
+      <w:r>
+        <w:t xml:space="preserve">    -&gt; (e009, '</w:t>
+      </w:r>
+      <w:proofErr w:type="spellStart"/>
+      <w:r>
+        <w:t>Kavitha</w:t>
+      </w:r>
+      <w:proofErr w:type="spellEnd"/>
+      <w:r>
+        <w:t xml:space="preserve"> S.', 'HR', 'Generalist', 43000.00, '2023-07-22', 'Hyderabad'),</w:t>
+      </w:r>
+    </w:p>
+    <w:p>
+      <w:r>
+        <w:t xml:space="preserve">    -&gt; (e0010, '</w:t>
+      </w:r>
+      <w:proofErr w:type="spellStart"/>
+      <w:r>
+        <w:t>Vikram</w:t>
+      </w:r>
+      <w:proofErr w:type="spellEnd"/>
+      <w:r>
+        <w:t xml:space="preserve"> </w:t>
+      </w:r>
+      <w:proofErr w:type="spellStart"/>
+      <w:r>
+        <w:t>Malhotra</w:t>
+      </w:r>
+      <w:proofErr w:type="spellEnd"/>
+      <w:r>
+        <w:t>', 'IT', 'Team Lead', 90000.00, '2017-09-05', 'Bangalore');</w:t>
+      </w:r>
+    </w:p>
+    <w:p>
+      <w:r>
+        <w:t>ERROR 1054 (42S22): Unknown column 'e001' in 'field list'</w:t>
+      </w:r>
+    </w:p>
+    <w:p>
+      <w:proofErr w:type="spellStart"/>
+      <w:proofErr w:type="gramStart"/>
+      <w:r>
+        <w:t>mysql</w:t>
+      </w:r>
+      <w:proofErr w:type="spellEnd"/>
+      <w:proofErr w:type="gramEnd"/>
+      <w:r>
+        <w:t xml:space="preserve">&gt; insert </w:t>
+      </w:r>
+      <w:proofErr w:type="spellStart"/>
+      <w:r>
+        <w:t>int</w:t>
+      </w:r>
+      <w:proofErr w:type="spellEnd"/>
+      <w:r>
+        <w:t xml:space="preserve"> values((emp_id,emp_name,department,job_role,salary,joining_date,city)</w:t>
+      </w:r>
+    </w:p>
+    <w:p>
+      <w:r>
+        <w:t xml:space="preserve">    -&gt; </w:t>
+      </w:r>
+      <w:proofErr w:type="gramStart"/>
+      <w:r>
+        <w:t>values</w:t>
+      </w:r>
+      <w:proofErr w:type="gramEnd"/>
+    </w:p>
+    <w:p>
+      <w:r>
+        <w:t xml:space="preserve">    -&gt; (101, 'Ravi Kumar', 'IT', 'Developer', 42000.00, '2023-01-15', 'Hyderabad');</w:t>
+      </w:r>
+    </w:p>
+    <w:p>
+      <w:r>
+        <w:t xml:space="preserve">ERROR 1064 (42000): You have an error in your SQL syntax; check the manual that corresponds to your </w:t>
+      </w:r>
+      <w:proofErr w:type="spellStart"/>
+      <w:r>
+        <w:t>MySQL</w:t>
+      </w:r>
+      <w:proofErr w:type="spellEnd"/>
+      <w:r>
+        <w:t xml:space="preserve"> server version for the right syntax to use near '</w:t>
+      </w:r>
+      <w:proofErr w:type="spellStart"/>
+      <w:r>
+        <w:t>int</w:t>
+      </w:r>
+      <w:proofErr w:type="spellEnd"/>
+      <w:r>
+        <w:t xml:space="preserve"> </w:t>
+      </w:r>
+      <w:proofErr w:type="gramStart"/>
+      <w:r>
+        <w:t>values(</w:t>
+      </w:r>
+      <w:proofErr w:type="gramEnd"/>
+      <w:r>
+        <w:t>(emp_id,emp_name,department,job_role,salary,joining_date,city)</w:t>
+      </w:r>
+    </w:p>
+    <w:p>
+      <w:proofErr w:type="gramStart"/>
+      <w:r>
+        <w:t>values</w:t>
+      </w:r>
+      <w:proofErr w:type="gramEnd"/>
+      <w:r>
+        <w:t>' at line 1</w:t>
+      </w:r>
+    </w:p>
+    <w:p>
+      <w:proofErr w:type="spellStart"/>
+      <w:proofErr w:type="gramStart"/>
+      <w:r>
+        <w:t>mysql</w:t>
+      </w:r>
+      <w:proofErr w:type="spellEnd"/>
+      <w:proofErr w:type="gramEnd"/>
+      <w:r>
+        <w:t>&gt; insert into employees(emp_id,emp_name,department,job_role,salary,joining_date,city)</w:t>
+      </w:r>
+    </w:p>
+    <w:p>
+      <w:r>
+        <w:t xml:space="preserve">    -&gt; </w:t>
+      </w:r>
+      <w:proofErr w:type="gramStart"/>
+      <w:r>
+        <w:t>values</w:t>
+      </w:r>
+      <w:proofErr w:type="gramEnd"/>
+    </w:p>
+    <w:p>
+      <w:r>
+        <w:t xml:space="preserve">    -&gt; (101, 'Ravi Kumar', 'IT', 'Developer', 42000.00, '2023-01-15', 'Hyderabad'),</w:t>
+      </w:r>
+    </w:p>
+    <w:p>
+      <w:r>
+        <w:t xml:space="preserve">    -&gt; (102, '</w:t>
+      </w:r>
+      <w:proofErr w:type="spellStart"/>
+      <w:r>
+        <w:t>Priya</w:t>
+      </w:r>
+      <w:proofErr w:type="spellEnd"/>
+      <w:r>
+        <w:t xml:space="preserve"> Sharma', 'HR', 'Recruiter', 40000.00, '2022-05-10', 'Bangalore'),</w:t>
+      </w:r>
+    </w:p>
+    <w:p>
+      <w:r>
+        <w:t xml:space="preserve">    -&gt; (103, '</w:t>
+      </w:r>
+      <w:proofErr w:type="spellStart"/>
+      <w:r>
+        <w:t>Kiran</w:t>
+      </w:r>
+      <w:proofErr w:type="spellEnd"/>
+      <w:r>
+        <w:t xml:space="preserve"> Reddy', 'QA', 'Tester', 35000.00, '2024-03-20', '</w:t>
+      </w:r>
+      <w:proofErr w:type="spellStart"/>
+      <w:r>
+        <w:t>Vizag</w:t>
+      </w:r>
+      <w:proofErr w:type="spellEnd"/>
+      <w:r>
+        <w:t>'),</w:t>
+      </w:r>
+    </w:p>
+    <w:p>
+      <w:r>
+        <w:t xml:space="preserve">    -&gt; (104, '</w:t>
+      </w:r>
+      <w:proofErr w:type="spellStart"/>
+      <w:r>
+        <w:t>Arun</w:t>
+      </w:r>
+      <w:proofErr w:type="spellEnd"/>
+      <w:r>
+        <w:t xml:space="preserve"> Kumar', 'QA', 'Engineer', 48000.00, '2021-11-01', 'Chennai'),</w:t>
+      </w:r>
+    </w:p>
+    <w:p>
+      <w:r>
+        <w:t xml:space="preserve">    -&gt; (105, '</w:t>
+      </w:r>
+      <w:proofErr w:type="spellStart"/>
+      <w:r>
+        <w:t>Anjali</w:t>
+      </w:r>
+      <w:proofErr w:type="spellEnd"/>
+      <w:r>
+        <w:t xml:space="preserve"> Devi', 'Development', 'Developer', 60000.00, '2020-08-12', '</w:t>
+      </w:r>
+      <w:proofErr w:type="spellStart"/>
+      <w:r>
+        <w:t>Vizag</w:t>
+      </w:r>
+      <w:proofErr w:type="spellEnd"/>
+      <w:r>
+        <w:t>'),</w:t>
+      </w:r>
+    </w:p>
+    <w:p>
+      <w:r>
+        <w:t xml:space="preserve">    -&gt; (106, 'Suresh </w:t>
+      </w:r>
+      <w:proofErr w:type="spellStart"/>
+      <w:r>
+        <w:t>Verma</w:t>
+      </w:r>
+      <w:proofErr w:type="spellEnd"/>
+      <w:r>
+        <w:t>', 'Finance', 'Analyst', 55000.00, '2019-04-18', 'Mumbai'),</w:t>
+      </w:r>
+    </w:p>
+    <w:p>
+      <w:r>
+        <w:t xml:space="preserve">    -&gt; (107, '</w:t>
+      </w:r>
+      <w:proofErr w:type="spellStart"/>
+      <w:r>
+        <w:t>Meena</w:t>
+      </w:r>
+      <w:proofErr w:type="spellEnd"/>
+      <w:r>
+        <w:t xml:space="preserve"> </w:t>
+      </w:r>
+      <w:proofErr w:type="spellStart"/>
+      <w:r>
+        <w:t>Rao</w:t>
+      </w:r>
+      <w:proofErr w:type="spellEnd"/>
+      <w:r>
+        <w:t>', 'IT', 'Support', 30000.00, '2025-02-10', '</w:t>
+      </w:r>
+      <w:proofErr w:type="spellStart"/>
+      <w:r>
+        <w:t>Vizag</w:t>
+      </w:r>
+      <w:proofErr w:type="spellEnd"/>
+      <w:r>
+        <w:t>'),</w:t>
+      </w:r>
+    </w:p>
+    <w:p>
+      <w:r>
+        <w:lastRenderedPageBreak/>
+        <w:t xml:space="preserve">    -&gt; (108, 'Rajesh Patel', 'Finance', 'Manager', 75000.00, '2018-06-01', 'Delhi'),</w:t>
+      </w:r>
+    </w:p>
+    <w:p>
+      <w:r>
+        <w:t xml:space="preserve">    -&gt; (109, '</w:t>
+      </w:r>
+      <w:proofErr w:type="spellStart"/>
+      <w:r>
+        <w:t>Kavitha</w:t>
+      </w:r>
+      <w:proofErr w:type="spellEnd"/>
+      <w:r>
+        <w:t xml:space="preserve"> S.', 'HR', 'Generalist', 43000.00, '2023-07-22', 'Hyderabad'),</w:t>
+      </w:r>
+    </w:p>
+    <w:p>
+      <w:r>
+        <w:t xml:space="preserve">    -&gt; (110, '</w:t>
+      </w:r>
+      <w:proofErr w:type="spellStart"/>
+      <w:r>
+        <w:t>Vikram</w:t>
+      </w:r>
+      <w:proofErr w:type="spellEnd"/>
+      <w:r>
+        <w:t xml:space="preserve"> </w:t>
+      </w:r>
+      <w:proofErr w:type="spellStart"/>
+      <w:r>
+        <w:t>Malhotra</w:t>
+      </w:r>
+      <w:proofErr w:type="spellEnd"/>
+      <w:r>
+        <w:t>', 'IT', 'Team Lead', 90000.00, '2017-09-05', 'Bangalore');</w:t>
+      </w:r>
+    </w:p>
+    <w:p>
+      <w:r>
+        <w:t>Query OK, 10 rows affected (0.01 sec)</w:t>
+      </w:r>
+    </w:p>
+    <w:p>
+      <w:r>
+        <w:t xml:space="preserve">Records: </w:t>
+      </w:r>
+      <w:proofErr w:type="gramStart"/>
+      <w:r>
+        <w:t>10  Duplicates</w:t>
+      </w:r>
+      <w:proofErr w:type="gramEnd"/>
+      <w:r>
+        <w:t>: 0  Warnings: 0</w:t>
+      </w:r>
+    </w:p>
+    <w:p/>
+    <w:p>
+      <w:proofErr w:type="spellStart"/>
+      <w:proofErr w:type="gramStart"/>
+      <w:r>
+        <w:t>mysql</w:t>
+      </w:r>
+      <w:proofErr w:type="spellEnd"/>
+      <w:proofErr w:type="gramEnd"/>
+      <w:r>
+        <w:t>&gt; select*from employees;</w:t>
+      </w:r>
+    </w:p>
+    <w:p>
+      <w:r>
+        <w:t>+--------+-----------------+-------------+------------+----------+--------------+-----------+</w:t>
+      </w:r>
+    </w:p>
+    <w:p>
+      <w:r>
+        <w:t xml:space="preserve">| </w:t>
+      </w:r>
+      <w:proofErr w:type="spellStart"/>
+      <w:r>
+        <w:t>emp_id</w:t>
+      </w:r>
+      <w:proofErr w:type="spellEnd"/>
+      <w:r>
+        <w:t xml:space="preserve"> | </w:t>
+      </w:r>
+      <w:proofErr w:type="spellStart"/>
+      <w:r>
+        <w:t>emp_name</w:t>
+      </w:r>
+      <w:proofErr w:type="spellEnd"/>
+      <w:r>
+        <w:t xml:space="preserve">        | </w:t>
+      </w:r>
+      <w:proofErr w:type="gramStart"/>
+      <w:r>
+        <w:t>department  |</w:t>
+      </w:r>
+      <w:proofErr w:type="gramEnd"/>
+      <w:r>
+        <w:t xml:space="preserve"> </w:t>
+      </w:r>
+      <w:proofErr w:type="spellStart"/>
+      <w:r>
+        <w:t>job_role</w:t>
+      </w:r>
+      <w:proofErr w:type="spellEnd"/>
+      <w:r>
+        <w:t xml:space="preserve">   | salary   | </w:t>
+      </w:r>
+      <w:proofErr w:type="spellStart"/>
+      <w:r>
+        <w:t>joining_date</w:t>
+      </w:r>
+      <w:proofErr w:type="spellEnd"/>
+      <w:r>
+        <w:t xml:space="preserve"> | city      |</w:t>
+      </w:r>
+    </w:p>
+    <w:p>
+      <w:r>
+        <w:t>+--------+-----------------+-------------+------------+----------+--------------+-----------+</w:t>
+      </w:r>
+    </w:p>
+    <w:p>
+      <w:r>
+        <w:t xml:space="preserve">|    101 | Ravi Kumar      | IT          | </w:t>
+      </w:r>
+      <w:proofErr w:type="gramStart"/>
+      <w:r>
+        <w:t>Developer  |</w:t>
+      </w:r>
+      <w:proofErr w:type="gramEnd"/>
+      <w:r>
+        <w:t xml:space="preserve"> 42000.00 | 2023-01-15   | Hyderabad |</w:t>
+      </w:r>
+    </w:p>
+    <w:p>
+      <w:r>
+        <w:t xml:space="preserve">|    102 | </w:t>
+      </w:r>
+      <w:proofErr w:type="spellStart"/>
+      <w:r>
+        <w:t>Priya</w:t>
+      </w:r>
+      <w:proofErr w:type="spellEnd"/>
+      <w:r>
+        <w:t xml:space="preserve"> Sharma    | HR          | </w:t>
+      </w:r>
+      <w:proofErr w:type="gramStart"/>
+      <w:r>
+        <w:t>Recruiter  |</w:t>
+      </w:r>
+      <w:proofErr w:type="gramEnd"/>
+      <w:r>
+        <w:t xml:space="preserve"> 40000.00 | 2022-05-10   | Bangalore |</w:t>
+      </w:r>
+    </w:p>
+    <w:p>
+      <w:r>
+        <w:t xml:space="preserve">|    103 | </w:t>
+      </w:r>
+      <w:proofErr w:type="spellStart"/>
+      <w:r>
+        <w:t>Kiran</w:t>
+      </w:r>
+      <w:proofErr w:type="spellEnd"/>
+      <w:r>
+        <w:t xml:space="preserve"> Reddy     | QA          | Tester     | 35000.00 | 2024-03-20   | </w:t>
+      </w:r>
+      <w:proofErr w:type="spellStart"/>
+      <w:r>
+        <w:t>Vizag</w:t>
+      </w:r>
+      <w:proofErr w:type="spellEnd"/>
+      <w:r>
+        <w:t xml:space="preserve">     |</w:t>
+      </w:r>
+    </w:p>
+    <w:p>
+      <w:r>
+        <w:t xml:space="preserve">|    104 | </w:t>
+      </w:r>
+      <w:proofErr w:type="spellStart"/>
+      <w:r>
+        <w:t>Arun</w:t>
+      </w:r>
+      <w:proofErr w:type="spellEnd"/>
+      <w:r>
+        <w:t xml:space="preserve"> Kumar      | QA          | Engineer   | 48000.00 | 2021-11-01   | Chennai   |</w:t>
+      </w:r>
+    </w:p>
+    <w:p>
+      <w:r>
+        <w:t xml:space="preserve">|    105 | </w:t>
+      </w:r>
+      <w:proofErr w:type="spellStart"/>
+      <w:r>
+        <w:t>Anjali</w:t>
+      </w:r>
+      <w:proofErr w:type="spellEnd"/>
+      <w:r>
+        <w:t xml:space="preserve"> Devi     | Development | </w:t>
+      </w:r>
+      <w:proofErr w:type="gramStart"/>
+      <w:r>
+        <w:t>Developer  |</w:t>
+      </w:r>
+      <w:proofErr w:type="gramEnd"/>
+      <w:r>
+        <w:t xml:space="preserve"> 60000.00 | 2020-08-12   | </w:t>
+      </w:r>
+      <w:proofErr w:type="spellStart"/>
+      <w:r>
+        <w:t>Vizag</w:t>
+      </w:r>
+      <w:proofErr w:type="spellEnd"/>
+      <w:r>
+        <w:t xml:space="preserve">     |</w:t>
+      </w:r>
+    </w:p>
+    <w:p>
+      <w:r>
+        <w:t xml:space="preserve">|    106 | Suresh </w:t>
+      </w:r>
+      <w:proofErr w:type="spellStart"/>
+      <w:r>
+        <w:t>Verma</w:t>
+      </w:r>
+      <w:proofErr w:type="spellEnd"/>
+      <w:r>
+        <w:t xml:space="preserve">    | Finance     | Analyst    | 55000.00 | 2019-04-18   | Mumbai    |</w:t>
+      </w:r>
+    </w:p>
+    <w:p>
+      <w:r>
+        <w:t xml:space="preserve">|    107 | </w:t>
+      </w:r>
+      <w:proofErr w:type="spellStart"/>
+      <w:r>
+        <w:t>Meena</w:t>
+      </w:r>
+      <w:proofErr w:type="spellEnd"/>
+      <w:r>
+        <w:t xml:space="preserve"> </w:t>
+      </w:r>
+      <w:proofErr w:type="spellStart"/>
+      <w:r>
+        <w:t>Rao</w:t>
+      </w:r>
+      <w:proofErr w:type="spellEnd"/>
+      <w:r>
+        <w:t xml:space="preserve">       | IT          | Support    | 30000.00 | 2025-02-10   | </w:t>
+      </w:r>
+      <w:proofErr w:type="spellStart"/>
+      <w:r>
+        <w:t>Vizag</w:t>
+      </w:r>
+      <w:proofErr w:type="spellEnd"/>
+      <w:r>
+        <w:t xml:space="preserve">     |</w:t>
+      </w:r>
+    </w:p>
+    <w:p>
+      <w:r>
+        <w:t>|    108 | Rajesh Patel    | Finance     | Manager    | 75000.00 | 2018-06-01   | Delhi     |</w:t>
+      </w:r>
+    </w:p>
+    <w:p>
+      <w:r>
+        <w:t xml:space="preserve">|    109 | </w:t>
+      </w:r>
+      <w:proofErr w:type="spellStart"/>
+      <w:r>
+        <w:t>Kavitha</w:t>
+      </w:r>
+      <w:proofErr w:type="spellEnd"/>
+      <w:r>
+        <w:t xml:space="preserve"> S.      | HR          | Generalist | 43000.00 | 2023-07-22   | Hyderabad |</w:t>
+      </w:r>
+    </w:p>
+    <w:p>
+      <w:r>
+        <w:t xml:space="preserve">|    110 | </w:t>
+      </w:r>
+      <w:proofErr w:type="spellStart"/>
+      <w:r>
+        <w:t>Vikram</w:t>
+      </w:r>
+      <w:proofErr w:type="spellEnd"/>
+      <w:r>
+        <w:t xml:space="preserve"> </w:t>
+      </w:r>
+      <w:proofErr w:type="spellStart"/>
+      <w:r>
+        <w:t>Malhotra</w:t>
+      </w:r>
+      <w:proofErr w:type="spellEnd"/>
+      <w:r>
+        <w:t xml:space="preserve"> | IT          | Team </w:t>
+      </w:r>
+      <w:proofErr w:type="gramStart"/>
+      <w:r>
+        <w:t>Lead  |</w:t>
+      </w:r>
+      <w:proofErr w:type="gramEnd"/>
+      <w:r>
+        <w:t xml:space="preserve"> 90000.00 | 2017-09-05   | Bangalore |</w:t>
+      </w:r>
+    </w:p>
+    <w:p>
+      <w:r>
+        <w:t>+--------+-----------------+-------------+------------+----------+--------------+-----------+</w:t>
+      </w:r>
+    </w:p>
+    <w:p>
+      <w:r>
+        <w:t>10 rows in set (0.00 sec)</w:t>
+      </w:r>
+    </w:p>
+    <w:p/>
+    <w:p>
+      <w:proofErr w:type="spellStart"/>
+      <w:proofErr w:type="gramStart"/>
+      <w:r>
+        <w:t>mysql</w:t>
+      </w:r>
+      <w:proofErr w:type="spellEnd"/>
+      <w:proofErr w:type="gramEnd"/>
+      <w:r>
+        <w:t>&gt; --  Update the salary of Ravi Kumar to 50000.</w:t>
+      </w:r>
+    </w:p>
+    <w:p>
+      <w:proofErr w:type="spellStart"/>
+      <w:proofErr w:type="gramStart"/>
+      <w:r>
+        <w:t>mysql</w:t>
+      </w:r>
+      <w:proofErr w:type="spellEnd"/>
+      <w:proofErr w:type="gramEnd"/>
+      <w:r>
+        <w:t xml:space="preserve">&gt; update employees set salary=5000 where </w:t>
+      </w:r>
+      <w:proofErr w:type="spellStart"/>
+      <w:r>
+        <w:t>emp_name</w:t>
+      </w:r>
+      <w:proofErr w:type="spellEnd"/>
+      <w:r>
+        <w:t>='</w:t>
+      </w:r>
+      <w:proofErr w:type="spellStart"/>
+      <w:r>
+        <w:t>ravi</w:t>
+      </w:r>
+      <w:proofErr w:type="spellEnd"/>
+      <w:r>
+        <w:t xml:space="preserve"> </w:t>
+      </w:r>
+      <w:proofErr w:type="spellStart"/>
+      <w:r>
+        <w:t>kumar</w:t>
+      </w:r>
+      <w:proofErr w:type="spellEnd"/>
+      <w:r>
+        <w:t>';</w:t>
+      </w:r>
+    </w:p>
+    <w:p>
+      <w:r>
+        <w:lastRenderedPageBreak/>
+        <w:t>Query OK, 1 row affected (0.00 sec)</w:t>
+      </w:r>
+    </w:p>
+    <w:p>
+      <w:r>
+        <w:t xml:space="preserve">Rows matched: </w:t>
+      </w:r>
+      <w:proofErr w:type="gramStart"/>
+      <w:r>
+        <w:t>1  Changed</w:t>
+      </w:r>
+      <w:proofErr w:type="gramEnd"/>
+      <w:r>
+        <w:t>: 1  Warnings: 0</w:t>
+      </w:r>
+    </w:p>
+    <w:p/>
+    <w:p>
+      <w:proofErr w:type="spellStart"/>
+      <w:proofErr w:type="gramStart"/>
+      <w:r>
+        <w:t>mysql</w:t>
+      </w:r>
+      <w:proofErr w:type="spellEnd"/>
+      <w:proofErr w:type="gramEnd"/>
+      <w:r>
+        <w:t>&gt; -- Increase the salary by 10% for all IT employees</w:t>
+      </w:r>
+    </w:p>
+    <w:p>
+      <w:proofErr w:type="spellStart"/>
+      <w:proofErr w:type="gramStart"/>
+      <w:r>
+        <w:t>mysql</w:t>
+      </w:r>
+      <w:proofErr w:type="spellEnd"/>
+      <w:proofErr w:type="gramEnd"/>
+      <w:r>
+        <w:t>&gt; update employees set salary = salary + (salary*0.10) where department='it';</w:t>
+      </w:r>
+    </w:p>
+    <w:p>
+      <w:r>
+        <w:t>Query OK, 3 rows affected (0.00 sec)</w:t>
+      </w:r>
+    </w:p>
+    <w:p>
+      <w:r>
+        <w:t xml:space="preserve">Rows matched: </w:t>
+      </w:r>
+      <w:proofErr w:type="gramStart"/>
+      <w:r>
+        <w:t>3  Changed</w:t>
+      </w:r>
+      <w:proofErr w:type="gramEnd"/>
+      <w:r>
+        <w:t>: 3  Warnings: 0</w:t>
+      </w:r>
+    </w:p>
+    <w:p/>
+    <w:p>
+      <w:proofErr w:type="spellStart"/>
+      <w:proofErr w:type="gramStart"/>
+      <w:r>
+        <w:t>mysql</w:t>
+      </w:r>
+      <w:proofErr w:type="spellEnd"/>
+      <w:proofErr w:type="gramEnd"/>
+      <w:r>
+        <w:t xml:space="preserve">&gt; --  Change </w:t>
+      </w:r>
+      <w:proofErr w:type="spellStart"/>
+      <w:r>
+        <w:t>Priya</w:t>
+      </w:r>
+      <w:proofErr w:type="spellEnd"/>
+      <w:r>
+        <w:t xml:space="preserve"> Sharma's city to </w:t>
+      </w:r>
+      <w:proofErr w:type="spellStart"/>
+      <w:r>
+        <w:t>Vizag</w:t>
+      </w:r>
+      <w:proofErr w:type="spellEnd"/>
+      <w:r>
+        <w:t>.</w:t>
+      </w:r>
+    </w:p>
+    <w:p>
+      <w:proofErr w:type="spellStart"/>
+      <w:proofErr w:type="gramStart"/>
+      <w:r>
+        <w:t>mysql</w:t>
+      </w:r>
+      <w:proofErr w:type="spellEnd"/>
+      <w:proofErr w:type="gramEnd"/>
+      <w:r>
+        <w:t>&gt; update employees set city='</w:t>
+      </w:r>
+      <w:proofErr w:type="spellStart"/>
+      <w:r>
+        <w:t>vizag</w:t>
+      </w:r>
+      <w:proofErr w:type="spellEnd"/>
+      <w:r>
+        <w:t xml:space="preserve">' where </w:t>
+      </w:r>
+      <w:proofErr w:type="spellStart"/>
+      <w:r>
+        <w:t>emp_name</w:t>
+      </w:r>
+      <w:proofErr w:type="spellEnd"/>
+      <w:r>
+        <w:t>='</w:t>
+      </w:r>
+      <w:proofErr w:type="spellStart"/>
+      <w:r>
+        <w:t>priya</w:t>
+      </w:r>
+      <w:proofErr w:type="spellEnd"/>
+      <w:r>
+        <w:t xml:space="preserve"> </w:t>
+      </w:r>
+      <w:proofErr w:type="spellStart"/>
+      <w:r>
+        <w:t>sharma</w:t>
+      </w:r>
+      <w:proofErr w:type="spellEnd"/>
+      <w:r>
+        <w:t>';</w:t>
+      </w:r>
+    </w:p>
+    <w:p>
+      <w:r>
+        <w:t>Query OK, 1 row affected (0.01 sec)</w:t>
+      </w:r>
+    </w:p>
+    <w:p>
+      <w:r>
+        <w:t xml:space="preserve">Rows matched: </w:t>
+      </w:r>
+      <w:proofErr w:type="gramStart"/>
+      <w:r>
+        <w:t>1  Changed</w:t>
+      </w:r>
+      <w:proofErr w:type="gramEnd"/>
+      <w:r>
+        <w:t>: 1  Warnings: 0</w:t>
+      </w:r>
+    </w:p>
+    <w:p/>
+    <w:p>
+      <w:proofErr w:type="spellStart"/>
+      <w:proofErr w:type="gramStart"/>
+      <w:r>
+        <w:t>mysql</w:t>
+      </w:r>
+      <w:proofErr w:type="spellEnd"/>
+      <w:proofErr w:type="gramEnd"/>
+      <w:r>
+        <w:t xml:space="preserve">&gt; -- Change </w:t>
+      </w:r>
+      <w:proofErr w:type="spellStart"/>
+      <w:r>
+        <w:t>Kiran</w:t>
+      </w:r>
+      <w:proofErr w:type="spellEnd"/>
+      <w:r>
+        <w:t xml:space="preserve"> Reddy's job role to Senior Tester.</w:t>
+      </w:r>
+    </w:p>
+    <w:p>
+      <w:proofErr w:type="spellStart"/>
+      <w:proofErr w:type="gramStart"/>
+      <w:r>
+        <w:t>mysql</w:t>
+      </w:r>
+      <w:proofErr w:type="spellEnd"/>
+      <w:proofErr w:type="gramEnd"/>
+      <w:r>
+        <w:t xml:space="preserve">&gt; update employees set </w:t>
+      </w:r>
+      <w:proofErr w:type="spellStart"/>
+      <w:r>
+        <w:t>job_role</w:t>
+      </w:r>
+      <w:proofErr w:type="spellEnd"/>
+      <w:r>
+        <w:t xml:space="preserve">='senior tester' where </w:t>
+      </w:r>
+      <w:proofErr w:type="spellStart"/>
+      <w:r>
+        <w:t>emp_name</w:t>
+      </w:r>
+      <w:proofErr w:type="spellEnd"/>
+      <w:r>
+        <w:t>='</w:t>
+      </w:r>
+      <w:proofErr w:type="spellStart"/>
+      <w:r>
+        <w:t>kiran</w:t>
+      </w:r>
+      <w:proofErr w:type="spellEnd"/>
+      <w:r>
+        <w:t xml:space="preserve"> </w:t>
+      </w:r>
+      <w:proofErr w:type="spellStart"/>
+      <w:r>
+        <w:t>reddy</w:t>
+      </w:r>
+      <w:proofErr w:type="spellEnd"/>
+      <w:r>
+        <w:t>';</w:t>
+      </w:r>
+    </w:p>
+    <w:p>
+      <w:r>
+        <w:t>Query OK, 1 row affected (0.01 sec)</w:t>
+      </w:r>
+    </w:p>
+    <w:p>
+      <w:r>
+        <w:t xml:space="preserve">Rows matched: </w:t>
+      </w:r>
+      <w:proofErr w:type="gramStart"/>
+      <w:r>
+        <w:t>1  Changed</w:t>
+      </w:r>
+      <w:proofErr w:type="gramEnd"/>
+      <w:r>
+        <w:t>: 1  Warnings: 0</w:t>
+      </w:r>
+    </w:p>
+    <w:p/>
+    <w:p>
+      <w:proofErr w:type="spellStart"/>
+      <w:proofErr w:type="gramStart"/>
+      <w:r>
+        <w:t>mysql</w:t>
+      </w:r>
+      <w:proofErr w:type="spellEnd"/>
+      <w:proofErr w:type="gramEnd"/>
+      <w:r>
+        <w:t>&gt; --  Increase the salary by 5000 for all HR employees.</w:t>
+      </w:r>
+    </w:p>
+    <w:p>
+      <w:proofErr w:type="spellStart"/>
+      <w:proofErr w:type="gramStart"/>
+      <w:r>
+        <w:t>mysql</w:t>
+      </w:r>
+      <w:proofErr w:type="spellEnd"/>
+      <w:proofErr w:type="gramEnd"/>
+      <w:r>
+        <w:t>&gt; update employees set salary=salary+5000 where department='hr';</w:t>
+      </w:r>
+    </w:p>
+    <w:p>
+      <w:r>
+        <w:t>Query OK, 2 rows affected (0.01 sec)</w:t>
+      </w:r>
+    </w:p>
+    <w:p>
+      <w:r>
+        <w:t xml:space="preserve">Rows matched: </w:t>
+      </w:r>
+      <w:proofErr w:type="gramStart"/>
+      <w:r>
+        <w:t>2  Changed</w:t>
+      </w:r>
+      <w:proofErr w:type="gramEnd"/>
+      <w:r>
+        <w:t>: 2  Warnings: 0</w:t>
+      </w:r>
+    </w:p>
+    <w:p/>
+    <w:p>
+      <w:proofErr w:type="spellStart"/>
+      <w:proofErr w:type="gramStart"/>
+      <w:r>
+        <w:t>mysql</w:t>
+      </w:r>
+      <w:proofErr w:type="spellEnd"/>
+      <w:proofErr w:type="gramEnd"/>
+      <w:r>
+        <w:t>&gt; -- ^C</w:t>
+      </w:r>
+    </w:p>
+    <w:p>
+      <w:proofErr w:type="spellStart"/>
+      <w:proofErr w:type="gramStart"/>
+      <w:r>
+        <w:t>mysql</w:t>
+      </w:r>
+      <w:proofErr w:type="spellEnd"/>
+      <w:proofErr w:type="gramEnd"/>
+      <w:r>
+        <w:t xml:space="preserve">&gt;  --  Change the city of all employees working in </w:t>
+      </w:r>
+      <w:proofErr w:type="spellStart"/>
+      <w:r>
+        <w:t>Vizag</w:t>
+      </w:r>
+      <w:proofErr w:type="spellEnd"/>
+      <w:r>
+        <w:t xml:space="preserve"> to Hyderabad.</w:t>
+      </w:r>
+    </w:p>
+    <w:p>
+      <w:proofErr w:type="spellStart"/>
+      <w:proofErr w:type="gramStart"/>
+      <w:r>
+        <w:lastRenderedPageBreak/>
+        <w:t>mysql</w:t>
+      </w:r>
+      <w:proofErr w:type="spellEnd"/>
+      <w:proofErr w:type="gramEnd"/>
+      <w:r>
+        <w:t>&gt; update employees set city='</w:t>
+      </w:r>
+      <w:proofErr w:type="spellStart"/>
+      <w:r>
+        <w:t>hyderabad</w:t>
+      </w:r>
+      <w:proofErr w:type="spellEnd"/>
+      <w:r>
+        <w:t>' where city='</w:t>
+      </w:r>
+      <w:proofErr w:type="spellStart"/>
+      <w:r>
+        <w:t>vizag</w:t>
+      </w:r>
+      <w:proofErr w:type="spellEnd"/>
+      <w:r>
+        <w:t>';</w:t>
+      </w:r>
+    </w:p>
+    <w:p>
+      <w:r>
+        <w:t>Query OK, 4 rows affected (0.01 sec)</w:t>
+      </w:r>
+    </w:p>
+    <w:p>
+      <w:r>
+        <w:t xml:space="preserve">Rows matched: </w:t>
+      </w:r>
+      <w:proofErr w:type="gramStart"/>
+      <w:r>
+        <w:t>4  Changed</w:t>
+      </w:r>
+      <w:proofErr w:type="gramEnd"/>
+      <w:r>
+        <w:t>: 4  Warnings: 0</w:t>
+      </w:r>
+    </w:p>
+    <w:p/>
+    <w:p>
+      <w:proofErr w:type="spellStart"/>
+      <w:proofErr w:type="gramStart"/>
+      <w:r>
+        <w:t>mysql</w:t>
+      </w:r>
+      <w:proofErr w:type="spellEnd"/>
+      <w:proofErr w:type="gramEnd"/>
+      <w:r>
+        <w:t xml:space="preserve">&gt; -- Change </w:t>
+      </w:r>
+      <w:proofErr w:type="spellStart"/>
+      <w:r>
+        <w:t>Arun</w:t>
+      </w:r>
+      <w:proofErr w:type="spellEnd"/>
+      <w:r>
+        <w:t xml:space="preserve"> Kumar's department to Development.</w:t>
+      </w:r>
+    </w:p>
+    <w:p>
+      <w:proofErr w:type="spellStart"/>
+      <w:proofErr w:type="gramStart"/>
+      <w:r>
+        <w:t>mysql</w:t>
+      </w:r>
+      <w:proofErr w:type="spellEnd"/>
+      <w:proofErr w:type="gramEnd"/>
+      <w:r>
+        <w:t xml:space="preserve">&gt; update employees set department='development' where </w:t>
+      </w:r>
+      <w:proofErr w:type="spellStart"/>
+      <w:r>
+        <w:t>emp_name</w:t>
+      </w:r>
+      <w:proofErr w:type="spellEnd"/>
+      <w:r>
+        <w:t>='</w:t>
+      </w:r>
+      <w:proofErr w:type="spellStart"/>
+      <w:r>
+        <w:t>arun</w:t>
+      </w:r>
+      <w:proofErr w:type="spellEnd"/>
+      <w:r>
+        <w:t xml:space="preserve"> </w:t>
+      </w:r>
+      <w:proofErr w:type="spellStart"/>
+      <w:r>
+        <w:t>kumar</w:t>
+      </w:r>
+      <w:proofErr w:type="spellEnd"/>
+      <w:r>
+        <w:t>';</w:t>
+      </w:r>
+    </w:p>
+    <w:p>
+      <w:r>
+        <w:t>Query OK, 1 row affected (0.01 sec)</w:t>
+      </w:r>
+    </w:p>
+    <w:p>
+      <w:r>
+        <w:t xml:space="preserve">Rows matched: </w:t>
+      </w:r>
+      <w:proofErr w:type="gramStart"/>
+      <w:r>
+        <w:t>1  Changed</w:t>
+      </w:r>
+      <w:proofErr w:type="gramEnd"/>
+      <w:r>
+        <w:t>: 1  Warnings: 0</w:t>
+      </w:r>
+    </w:p>
+    <w:p/>
+    <w:p>
+      <w:proofErr w:type="spellStart"/>
+      <w:proofErr w:type="gramStart"/>
+      <w:r>
+        <w:t>mysql</w:t>
+      </w:r>
+      <w:proofErr w:type="spellEnd"/>
+      <w:proofErr w:type="gramEnd"/>
+      <w:r>
+        <w:t>&gt; --  Increase the salary by 15% for employees earning less than 45000.</w:t>
+      </w:r>
+    </w:p>
+    <w:p>
+      <w:proofErr w:type="spellStart"/>
+      <w:proofErr w:type="gramStart"/>
+      <w:r>
+        <w:t>mysql</w:t>
+      </w:r>
+      <w:proofErr w:type="spellEnd"/>
+      <w:proofErr w:type="gramEnd"/>
+      <w:r>
+        <w:t>&gt; update employees set salary = salary+(salary*0.15) where salary&lt;45000;</w:t>
+      </w:r>
+    </w:p>
+    <w:p>
+      <w:r>
+        <w:t>Query OK, 3 rows affected (0.01 sec)</w:t>
+      </w:r>
+    </w:p>
+    <w:p>
+      <w:r>
+        <w:t xml:space="preserve">Rows matched: </w:t>
+      </w:r>
+      <w:proofErr w:type="gramStart"/>
+      <w:r>
+        <w:t>3  Changed</w:t>
+      </w:r>
+      <w:proofErr w:type="gramEnd"/>
+      <w:r>
+        <w:t>: 3  Warnings: 0</w:t>
+      </w:r>
+    </w:p>
+    <w:p/>
+    <w:p>
+      <w:proofErr w:type="spellStart"/>
+      <w:proofErr w:type="gramStart"/>
+      <w:r>
+        <w:t>mysql</w:t>
+      </w:r>
+      <w:proofErr w:type="spellEnd"/>
+      <w:proofErr w:type="gramEnd"/>
+      <w:r>
+        <w:t xml:space="preserve">&gt; -- Change </w:t>
+      </w:r>
+      <w:proofErr w:type="spellStart"/>
+      <w:r>
+        <w:t>Anjali</w:t>
+      </w:r>
+      <w:proofErr w:type="spellEnd"/>
+      <w:r>
+        <w:t xml:space="preserve"> Devi's job role to Senior Developer.</w:t>
+      </w:r>
+    </w:p>
+    <w:p>
+      <w:proofErr w:type="spellStart"/>
+      <w:proofErr w:type="gramStart"/>
+      <w:r>
+        <w:t>mysql</w:t>
+      </w:r>
+      <w:proofErr w:type="spellEnd"/>
+      <w:proofErr w:type="gramEnd"/>
+      <w:r>
+        <w:t xml:space="preserve">&gt; update employees set </w:t>
+      </w:r>
+      <w:proofErr w:type="spellStart"/>
+      <w:r>
+        <w:t>job_role</w:t>
+      </w:r>
+      <w:proofErr w:type="spellEnd"/>
+      <w:r>
+        <w:t xml:space="preserve">='senior developer' where </w:t>
+      </w:r>
+      <w:proofErr w:type="spellStart"/>
+      <w:r>
+        <w:t>emp_name</w:t>
+      </w:r>
+      <w:proofErr w:type="spellEnd"/>
+      <w:r>
+        <w:t>='</w:t>
+      </w:r>
+      <w:proofErr w:type="spellStart"/>
+      <w:r>
+        <w:t>anjali</w:t>
+      </w:r>
+      <w:proofErr w:type="spellEnd"/>
+      <w:r>
+        <w:t xml:space="preserve"> </w:t>
+      </w:r>
+      <w:proofErr w:type="spellStart"/>
+      <w:r>
+        <w:t>devi</w:t>
+      </w:r>
+      <w:proofErr w:type="spellEnd"/>
+      <w:r>
+        <w:t>';</w:t>
+      </w:r>
+    </w:p>
+    <w:p>
+      <w:r>
+        <w:t>Query OK, 1 row affected (0.01 sec)</w:t>
+      </w:r>
+    </w:p>
+    <w:p>
+      <w:r>
+        <w:t xml:space="preserve">Rows matched: </w:t>
+      </w:r>
+      <w:proofErr w:type="gramStart"/>
+      <w:r>
+        <w:t>1  Changed</w:t>
+      </w:r>
+      <w:proofErr w:type="gramEnd"/>
+      <w:r>
+        <w:t>: 1  Warnings: 0</w:t>
+      </w:r>
+    </w:p>
+    <w:p/>
+    <w:p>
+      <w:proofErr w:type="spellStart"/>
+      <w:proofErr w:type="gramStart"/>
+      <w:r>
+        <w:t>mysql</w:t>
+      </w:r>
+      <w:proofErr w:type="spellEnd"/>
+      <w:proofErr w:type="gramEnd"/>
+      <w:r>
+        <w:t>&gt; -- Update the city of all Finance employees to Bangalore.</w:t>
+      </w:r>
+    </w:p>
+    <w:p>
+      <w:proofErr w:type="spellStart"/>
+      <w:proofErr w:type="gramStart"/>
+      <w:r>
+        <w:t>mysql</w:t>
+      </w:r>
+      <w:proofErr w:type="spellEnd"/>
+      <w:proofErr w:type="gramEnd"/>
+      <w:r>
+        <w:t>&gt; update employees set city='</w:t>
+      </w:r>
+      <w:proofErr w:type="spellStart"/>
+      <w:r>
+        <w:t>bangalore</w:t>
+      </w:r>
+      <w:proofErr w:type="spellEnd"/>
+      <w:r>
+        <w:t>' where department='finance';</w:t>
+      </w:r>
+    </w:p>
+    <w:p>
+      <w:r>
+        <w:t>Query OK, 2 rows affected (0.01 sec)</w:t>
+      </w:r>
+    </w:p>
+    <w:p>
+      <w:r>
+        <w:t xml:space="preserve">Rows matched: </w:t>
+      </w:r>
+      <w:proofErr w:type="gramStart"/>
+      <w:r>
+        <w:t>2  Changed</w:t>
+      </w:r>
+      <w:proofErr w:type="gramEnd"/>
+      <w:r>
+        <w:t>: 2  Warnings: 0</w:t>
+      </w:r>
+    </w:p>
+    <w:p/>
+    <w:p>
+      <w:proofErr w:type="spellStart"/>
+      <w:proofErr w:type="gramStart"/>
+      <w:r>
+        <w:t>mysql</w:t>
+      </w:r>
+      <w:proofErr w:type="spellEnd"/>
+      <w:proofErr w:type="gramEnd"/>
+      <w:r>
+        <w:t>&gt; -- delete questions</w:t>
+      </w:r>
+    </w:p>
+    <w:p>
+      <w:proofErr w:type="spellStart"/>
+      <w:proofErr w:type="gramStart"/>
+      <w:r>
+        <w:lastRenderedPageBreak/>
+        <w:t>mysql</w:t>
+      </w:r>
+      <w:proofErr w:type="spellEnd"/>
+      <w:proofErr w:type="gramEnd"/>
+      <w:r>
+        <w:t xml:space="preserve">&gt; delete from employees where </w:t>
+      </w:r>
+      <w:proofErr w:type="spellStart"/>
+      <w:r>
+        <w:t>emp_id</w:t>
+      </w:r>
+      <w:proofErr w:type="spellEnd"/>
+      <w:r>
+        <w:t>=106;</w:t>
+      </w:r>
+    </w:p>
+    <w:p>
+      <w:r>
+        <w:t>Query OK, 1 row affected (0.01 sec)</w:t>
+      </w:r>
+    </w:p>
+    <w:p/>
+    <w:p>
+      <w:proofErr w:type="spellStart"/>
+      <w:proofErr w:type="gramStart"/>
+      <w:r>
+        <w:t>mysql</w:t>
+      </w:r>
+      <w:proofErr w:type="spellEnd"/>
+      <w:proofErr w:type="gramEnd"/>
+      <w:r>
+        <w:t>&gt; --  Delete all employees from the Finance department.</w:t>
+      </w:r>
+    </w:p>
+    <w:p>
+      <w:proofErr w:type="spellStart"/>
+      <w:proofErr w:type="gramStart"/>
+      <w:r>
+        <w:t>mysql</w:t>
+      </w:r>
+      <w:proofErr w:type="spellEnd"/>
+      <w:proofErr w:type="gramEnd"/>
+      <w:r>
+        <w:t>&gt; delete from employees where department='finance';</w:t>
+      </w:r>
+    </w:p>
+    <w:p>
+      <w:r>
+        <w:t>Query OK, 1 row affected (0.01 sec)</w:t>
+      </w:r>
+    </w:p>
+    <w:p/>
+    <w:p>
+      <w:proofErr w:type="spellStart"/>
+      <w:proofErr w:type="gramStart"/>
+      <w:r>
+        <w:t>mysql</w:t>
+      </w:r>
+      <w:proofErr w:type="spellEnd"/>
+      <w:proofErr w:type="gramEnd"/>
+      <w:r>
+        <w:t>&gt; delete from employees where salary&lt;40000;</w:t>
+      </w:r>
+    </w:p>
+    <w:p>
+      <w:r>
+        <w:t>Query OK, 2 rows affected (0.01 sec)</w:t>
+      </w:r>
+    </w:p>
+    <w:p/>
+    <w:p>
+      <w:proofErr w:type="spellStart"/>
+      <w:proofErr w:type="gramStart"/>
+      <w:r>
+        <w:t>mysql</w:t>
+      </w:r>
+      <w:proofErr w:type="spellEnd"/>
+      <w:proofErr w:type="gramEnd"/>
+      <w:r>
+        <w:t xml:space="preserve">&gt; -- Delete all employees working in </w:t>
+      </w:r>
+      <w:proofErr w:type="spellStart"/>
+      <w:r>
+        <w:t>Vizag</w:t>
+      </w:r>
+      <w:proofErr w:type="spellEnd"/>
+      <w:r>
+        <w:t>.</w:t>
+      </w:r>
+    </w:p>
+    <w:p>
+      <w:proofErr w:type="spellStart"/>
+      <w:proofErr w:type="gramStart"/>
+      <w:r>
+        <w:t>mysql</w:t>
+      </w:r>
+      <w:proofErr w:type="spellEnd"/>
+      <w:proofErr w:type="gramEnd"/>
+      <w:r>
+        <w:t>&gt; delete from employees where city='</w:t>
+      </w:r>
+      <w:proofErr w:type="spellStart"/>
+      <w:r>
+        <w:t>vizag</w:t>
+      </w:r>
+      <w:proofErr w:type="spellEnd"/>
+      <w:r>
+        <w:t>';</w:t>
+      </w:r>
+    </w:p>
+    <w:p>
+      <w:r>
+        <w:t>Query OK, 0 rows affected (0.00 sec)</w:t>
+      </w:r>
+    </w:p>
+    <w:p/>
+    <w:p>
+      <w:proofErr w:type="spellStart"/>
+      <w:proofErr w:type="gramStart"/>
+      <w:r>
+        <w:t>mysql</w:t>
+      </w:r>
+      <w:proofErr w:type="spellEnd"/>
+      <w:proofErr w:type="gramEnd"/>
+      <w:r>
+        <w:t>&gt; select*from employees;</w:t>
+      </w:r>
+    </w:p>
+    <w:p>
+      <w:r>
+        <w:t>+--------+-----------------+-------------+------------------+----------+--------------+-----------+</w:t>
+      </w:r>
+    </w:p>
+    <w:p>
+      <w:r>
+        <w:t xml:space="preserve">| </w:t>
+      </w:r>
+      <w:proofErr w:type="spellStart"/>
+      <w:r>
+        <w:t>emp_id</w:t>
+      </w:r>
+      <w:proofErr w:type="spellEnd"/>
+      <w:r>
+        <w:t xml:space="preserve"> | </w:t>
+      </w:r>
+      <w:proofErr w:type="spellStart"/>
+      <w:r>
+        <w:t>emp_name</w:t>
+      </w:r>
+      <w:proofErr w:type="spellEnd"/>
+      <w:r>
+        <w:t xml:space="preserve">        | </w:t>
+      </w:r>
+      <w:proofErr w:type="gramStart"/>
+      <w:r>
+        <w:t>department  |</w:t>
+      </w:r>
+      <w:proofErr w:type="gramEnd"/>
+      <w:r>
+        <w:t xml:space="preserve"> </w:t>
+      </w:r>
+      <w:proofErr w:type="spellStart"/>
+      <w:r>
+        <w:t>job_role</w:t>
+      </w:r>
+      <w:proofErr w:type="spellEnd"/>
+      <w:r>
+        <w:t xml:space="preserve">         | salary   | </w:t>
+      </w:r>
+      <w:proofErr w:type="spellStart"/>
+      <w:r>
+        <w:t>joining_date</w:t>
+      </w:r>
+      <w:proofErr w:type="spellEnd"/>
+      <w:r>
+        <w:t xml:space="preserve"> | city      |</w:t>
+      </w:r>
+    </w:p>
+    <w:p>
+      <w:r>
+        <w:t>+--------+-----------------+-------------+------------------+----------+--------------+-----------+</w:t>
+      </w:r>
+    </w:p>
+    <w:p>
+      <w:r>
+        <w:t xml:space="preserve">|    102 | </w:t>
+      </w:r>
+      <w:proofErr w:type="spellStart"/>
+      <w:r>
+        <w:t>Priya</w:t>
+      </w:r>
+      <w:proofErr w:type="spellEnd"/>
+      <w:r>
+        <w:t xml:space="preserve"> Sharma    | HR          | Recruiter        | 45000.00 | 2022-05-10   | </w:t>
+      </w:r>
+      <w:proofErr w:type="spellStart"/>
+      <w:proofErr w:type="gramStart"/>
+      <w:r>
+        <w:t>hyderabad</w:t>
+      </w:r>
+      <w:proofErr w:type="spellEnd"/>
+      <w:proofErr w:type="gramEnd"/>
+      <w:r>
+        <w:t xml:space="preserve"> |</w:t>
+      </w:r>
+    </w:p>
+    <w:p>
+      <w:r>
+        <w:t xml:space="preserve">|    103 | </w:t>
+      </w:r>
+      <w:proofErr w:type="spellStart"/>
+      <w:r>
+        <w:t>Kiran</w:t>
+      </w:r>
+      <w:proofErr w:type="spellEnd"/>
+      <w:r>
+        <w:t xml:space="preserve"> Reddy     | QA          | senior tester    | 40250.00 | 2024-03-20   | </w:t>
+      </w:r>
+      <w:proofErr w:type="spellStart"/>
+      <w:proofErr w:type="gramStart"/>
+      <w:r>
+        <w:t>hyderabad</w:t>
+      </w:r>
+      <w:proofErr w:type="spellEnd"/>
+      <w:proofErr w:type="gramEnd"/>
+      <w:r>
+        <w:t xml:space="preserve"> |</w:t>
+      </w:r>
+    </w:p>
+    <w:p>
+      <w:r>
+        <w:t xml:space="preserve">|    104 | </w:t>
+      </w:r>
+      <w:proofErr w:type="spellStart"/>
+      <w:r>
+        <w:t>Arun</w:t>
+      </w:r>
+      <w:proofErr w:type="spellEnd"/>
+      <w:r>
+        <w:t xml:space="preserve"> Kumar      | development | Engineer         | 48000.00 | 2021-11-01   | Chennai   |</w:t>
+      </w:r>
+    </w:p>
+    <w:p>
+      <w:r>
+        <w:t xml:space="preserve">|    105 | </w:t>
+      </w:r>
+      <w:proofErr w:type="spellStart"/>
+      <w:r>
+        <w:t>Anjali</w:t>
+      </w:r>
+      <w:proofErr w:type="spellEnd"/>
+      <w:r>
+        <w:t xml:space="preserve"> Devi     | Development | senior developer | 60000.00 | 2020-08-12   | </w:t>
+      </w:r>
+      <w:proofErr w:type="spellStart"/>
+      <w:proofErr w:type="gramStart"/>
+      <w:r>
+        <w:t>hyderabad</w:t>
+      </w:r>
+      <w:proofErr w:type="spellEnd"/>
+      <w:proofErr w:type="gramEnd"/>
+      <w:r>
+        <w:t xml:space="preserve"> |</w:t>
+      </w:r>
+    </w:p>
+    <w:p>
+      <w:r>
+        <w:t xml:space="preserve">|    109 | </w:t>
+      </w:r>
+      <w:proofErr w:type="spellStart"/>
+      <w:r>
+        <w:t>Kavitha</w:t>
+      </w:r>
+      <w:proofErr w:type="spellEnd"/>
+      <w:r>
+        <w:t xml:space="preserve"> S.      | HR          | Generalist       | 48000.00 | 2023-07-22   | Hyderabad |</w:t>
+      </w:r>
+    </w:p>
+    <w:p>
+      <w:r>
+        <w:t xml:space="preserve">|    110 | </w:t>
+      </w:r>
+      <w:proofErr w:type="spellStart"/>
+      <w:r>
+        <w:t>Vikram</w:t>
+      </w:r>
+      <w:proofErr w:type="spellEnd"/>
+      <w:r>
+        <w:t xml:space="preserve"> </w:t>
+      </w:r>
+      <w:proofErr w:type="spellStart"/>
+      <w:r>
+        <w:t>Malhotra</w:t>
+      </w:r>
+      <w:proofErr w:type="spellEnd"/>
+      <w:r>
+        <w:t xml:space="preserve"> | IT          | Team Lead        | 99000.00 | 2017-09-05   | Bangalore |</w:t>
+      </w:r>
+    </w:p>
+    <w:p>
+      <w:r>
+        <w:t>+--------+-----------------+-------------+------------------+----------+--------------+-----------+</w:t>
+      </w:r>
+    </w:p>
+    <w:p>
+      <w:r>
+        <w:lastRenderedPageBreak/>
+        <w:t>6 rows in set (0.00 sec)</w:t>
+      </w:r>
+    </w:p>
+    <w:p/>
+    <w:p>
+      <w:proofErr w:type="spellStart"/>
+      <w:proofErr w:type="gramStart"/>
+      <w:r>
+        <w:t>mysql</w:t>
+      </w:r>
+      <w:proofErr w:type="spellEnd"/>
+      <w:proofErr w:type="gramEnd"/>
+      <w:r>
+        <w:t xml:space="preserve">&gt; -- Delete the employee named Suresh </w:t>
+      </w:r>
+      <w:proofErr w:type="spellStart"/>
+      <w:r>
+        <w:t>Babu</w:t>
+      </w:r>
+      <w:proofErr w:type="spellEnd"/>
+      <w:r>
+        <w:t>.</w:t>
+      </w:r>
+    </w:p>
+    <w:p>
+      <w:proofErr w:type="spellStart"/>
+      <w:proofErr w:type="gramStart"/>
+      <w:r>
+        <w:t>mysql</w:t>
+      </w:r>
+      <w:proofErr w:type="spellEnd"/>
+      <w:proofErr w:type="gramEnd"/>
+      <w:r>
+        <w:t xml:space="preserve">&gt; delete from employees where </w:t>
+      </w:r>
+      <w:proofErr w:type="spellStart"/>
+      <w:r>
+        <w:t>emp_name</w:t>
+      </w:r>
+      <w:proofErr w:type="spellEnd"/>
+      <w:r>
+        <w:t>='</w:t>
+      </w:r>
+      <w:proofErr w:type="spellStart"/>
+      <w:r>
+        <w:t>suresh</w:t>
+      </w:r>
+      <w:proofErr w:type="spellEnd"/>
+      <w:r>
+        <w:t xml:space="preserve"> </w:t>
+      </w:r>
+      <w:proofErr w:type="spellStart"/>
+      <w:r>
+        <w:t>babu</w:t>
+      </w:r>
+      <w:proofErr w:type="spellEnd"/>
+      <w:r>
+        <w:t>';</w:t>
+      </w:r>
+    </w:p>
+    <w:p>
+      <w:r>
+        <w:t>Query OK, 0 rows affected (0.00 sec)</w:t>
+      </w:r>
+    </w:p>
+    <w:p/>
+    <w:p>
+      <w:proofErr w:type="spellStart"/>
+      <w:proofErr w:type="gramStart"/>
+      <w:r>
+        <w:t>mysql</w:t>
+      </w:r>
+      <w:proofErr w:type="spellEnd"/>
+      <w:proofErr w:type="gramEnd"/>
+      <w:r>
+        <w:t xml:space="preserve">&gt; delete from employees where </w:t>
+      </w:r>
+      <w:proofErr w:type="spellStart"/>
+      <w:r>
+        <w:t>joining_date</w:t>
+      </w:r>
+      <w:proofErr w:type="spellEnd"/>
+      <w:r>
+        <w:t>&lt;'2020-01-01';</w:t>
+      </w:r>
+    </w:p>
+    <w:p>
+      <w:r>
+        <w:t>Query OK, 1 row affected (0.01 sec)</w:t>
+      </w:r>
+    </w:p>
+    <w:p/>
+    <w:p>
+      <w:proofErr w:type="spellStart"/>
+      <w:proofErr w:type="gramStart"/>
+      <w:r>
+        <w:t>mysql</w:t>
+      </w:r>
+      <w:proofErr w:type="spellEnd"/>
+      <w:proofErr w:type="gramEnd"/>
+      <w:r>
+        <w:t>&gt; -- Delete all employees working as Recruiters.</w:t>
+      </w:r>
+    </w:p>
+    <w:p>
+      <w:proofErr w:type="spellStart"/>
+      <w:proofErr w:type="gramStart"/>
+      <w:r>
+        <w:t>mysql</w:t>
+      </w:r>
+      <w:proofErr w:type="spellEnd"/>
+      <w:proofErr w:type="gramEnd"/>
+      <w:r>
+        <w:t xml:space="preserve">&gt; delete from employees where </w:t>
+      </w:r>
+      <w:proofErr w:type="spellStart"/>
+      <w:r>
+        <w:t>job_role</w:t>
+      </w:r>
+      <w:proofErr w:type="spellEnd"/>
+      <w:r>
+        <w:t>='recruiter';</w:t>
+      </w:r>
+    </w:p>
+    <w:p>
+      <w:r>
+        <w:t>Query OK, 1 row affected (0.01 sec)</w:t>
+      </w:r>
+    </w:p>
+    <w:p/>
+    <w:p>
+      <w:proofErr w:type="spellStart"/>
+      <w:proofErr w:type="gramStart"/>
+      <w:r>
+        <w:t>mysql</w:t>
+      </w:r>
+      <w:proofErr w:type="spellEnd"/>
+      <w:proofErr w:type="gramEnd"/>
+      <w:r>
+        <w:t>&gt; -- Delete employees from the Sales department earning less than 50000.</w:t>
+      </w:r>
+    </w:p>
+    <w:p>
+      <w:proofErr w:type="spellStart"/>
+      <w:proofErr w:type="gramStart"/>
+      <w:r>
+        <w:t>mysql</w:t>
+      </w:r>
+      <w:proofErr w:type="spellEnd"/>
+      <w:proofErr w:type="gramEnd"/>
+      <w:r>
+        <w:t>&gt; delete from employees where department='sales' and salary&lt;50000;</w:t>
+      </w:r>
+    </w:p>
+    <w:p>
+      <w:r>
+        <w:t>Query OK, 0 rows affected (0.00 sec)</w:t>
+      </w:r>
+    </w:p>
+    <w:p/>
+    <w:p>
+      <w:proofErr w:type="spellStart"/>
+      <w:proofErr w:type="gramStart"/>
+      <w:r>
+        <w:t>mysql</w:t>
+      </w:r>
+      <w:proofErr w:type="spellEnd"/>
+      <w:proofErr w:type="gramEnd"/>
+      <w:r>
+        <w:t>&gt; -- Delete the employee or employees who have the lowest salary</w:t>
+      </w:r>
+    </w:p>
+    <w:p>
+      <w:proofErr w:type="spellStart"/>
+      <w:proofErr w:type="gramStart"/>
+      <w:r>
+        <w:t>mysql</w:t>
+      </w:r>
+      <w:proofErr w:type="spellEnd"/>
+      <w:proofErr w:type="gramEnd"/>
+      <w:r>
+        <w:t>&gt; delete from employees where salary=(select min(salary) from employees);</w:t>
+      </w:r>
+    </w:p>
+    <w:p>
+      <w:r>
+        <w:t>ERROR 1093 (HY000): You can't specify target table 'employees' for update in FROM clause</w:t>
+      </w:r>
+    </w:p>
+    <w:p>
+      <w:proofErr w:type="spellStart"/>
+      <w:proofErr w:type="gramStart"/>
+      <w:r>
+        <w:t>mysql</w:t>
+      </w:r>
+      <w:proofErr w:type="spellEnd"/>
+      <w:proofErr w:type="gramEnd"/>
+      <w:r>
+        <w:t>&gt; delete from employees where salary&lt;40000;</w:t>
+      </w:r>
+    </w:p>
+    <w:p>
+      <w:r>
+        <w:t>Query OK, 0 rows affected (0.00 sec)</w:t>
+      </w:r>
+    </w:p>
+    <w:p>
+      <w:proofErr w:type="spellStart"/>
+      <w:proofErr w:type="gramStart"/>
+      <w:r>
+        <w:t>mysql</w:t>
+      </w:r>
+      <w:proofErr w:type="spellEnd"/>
+      <w:proofErr w:type="gramEnd"/>
+      <w:r>
+        <w:t>&gt; delete from employees where city='</w:t>
+      </w:r>
+      <w:proofErr w:type="spellStart"/>
+      <w:r>
+        <w:t>chennai</w:t>
+      </w:r>
+      <w:proofErr w:type="spellEnd"/>
+      <w:r>
+        <w:t>';</w:t>
+      </w:r>
+    </w:p>
+    <w:p>
+      <w:r>
+        <w:t>Query OK, 1 row affected (0.01 sec)</w:t>
+      </w:r>
+    </w:p>
+    <w:p/>
+    <w:p>
+      <w:proofErr w:type="spellStart"/>
+      <w:proofErr w:type="gramStart"/>
+      <w:r>
+        <w:lastRenderedPageBreak/>
+        <w:t>mysql</w:t>
+      </w:r>
+      <w:proofErr w:type="spellEnd"/>
+      <w:proofErr w:type="gramEnd"/>
+      <w:r>
+        <w:t>&gt; -- select questions</w:t>
+      </w:r>
+    </w:p>
+    <w:p>
+      <w:proofErr w:type="spellStart"/>
+      <w:proofErr w:type="gramStart"/>
+      <w:r>
+        <w:t>mysql</w:t>
+      </w:r>
+      <w:proofErr w:type="spellEnd"/>
+      <w:proofErr w:type="gramEnd"/>
+      <w:r>
+        <w:t>&gt; select*from employees;</w:t>
+      </w:r>
+    </w:p>
+    <w:p>
+      <w:r>
+        <w:t>+--------+-------------+-------------+------------------+----------+--------------+-----------+</w:t>
+      </w:r>
+    </w:p>
+    <w:p>
+      <w:r>
+        <w:t xml:space="preserve">| </w:t>
+      </w:r>
+      <w:proofErr w:type="spellStart"/>
+      <w:r>
+        <w:t>emp_id</w:t>
+      </w:r>
+      <w:proofErr w:type="spellEnd"/>
+      <w:r>
+        <w:t xml:space="preserve"> | </w:t>
+      </w:r>
+      <w:proofErr w:type="spellStart"/>
+      <w:r>
+        <w:t>emp_name</w:t>
+      </w:r>
+      <w:proofErr w:type="spellEnd"/>
+      <w:r>
+        <w:t xml:space="preserve">    | </w:t>
+      </w:r>
+      <w:proofErr w:type="gramStart"/>
+      <w:r>
+        <w:t>department  |</w:t>
+      </w:r>
+      <w:proofErr w:type="gramEnd"/>
+      <w:r>
+        <w:t xml:space="preserve"> </w:t>
+      </w:r>
+      <w:proofErr w:type="spellStart"/>
+      <w:r>
+        <w:t>job_role</w:t>
+      </w:r>
+      <w:proofErr w:type="spellEnd"/>
+      <w:r>
+        <w:t xml:space="preserve">         | salary   | </w:t>
+      </w:r>
+      <w:proofErr w:type="spellStart"/>
+      <w:r>
+        <w:t>joining_date</w:t>
+      </w:r>
+      <w:proofErr w:type="spellEnd"/>
+      <w:r>
+        <w:t xml:space="preserve"> | city      |</w:t>
+      </w:r>
+    </w:p>
+    <w:p>
+      <w:r>
+        <w:t>+--------+-------------+-------------+------------------+----------+--------------+-----------+</w:t>
+      </w:r>
+    </w:p>
+    <w:p>
+      <w:r>
+        <w:t xml:space="preserve">|    103 | </w:t>
+      </w:r>
+      <w:proofErr w:type="spellStart"/>
+      <w:r>
+        <w:t>Kiran</w:t>
+      </w:r>
+      <w:proofErr w:type="spellEnd"/>
+      <w:r>
+        <w:t xml:space="preserve"> Reddy | QA          | senior tester    | 40250.00 | 2024-03-20   | </w:t>
+      </w:r>
+      <w:proofErr w:type="spellStart"/>
+      <w:proofErr w:type="gramStart"/>
+      <w:r>
+        <w:t>hyderabad</w:t>
+      </w:r>
+      <w:proofErr w:type="spellEnd"/>
+      <w:proofErr w:type="gramEnd"/>
+      <w:r>
+        <w:t xml:space="preserve"> |</w:t>
+      </w:r>
+    </w:p>
+    <w:p>
+      <w:r>
+        <w:t xml:space="preserve">|    105 | </w:t>
+      </w:r>
+      <w:proofErr w:type="spellStart"/>
+      <w:r>
+        <w:t>Anjali</w:t>
+      </w:r>
+      <w:proofErr w:type="spellEnd"/>
+      <w:r>
+        <w:t xml:space="preserve"> Devi | Development | senior developer | 60000.00 | 2020-08-12   | </w:t>
+      </w:r>
+      <w:proofErr w:type="spellStart"/>
+      <w:proofErr w:type="gramStart"/>
+      <w:r>
+        <w:t>hyderabad</w:t>
+      </w:r>
+      <w:proofErr w:type="spellEnd"/>
+      <w:proofErr w:type="gramEnd"/>
+      <w:r>
+        <w:t xml:space="preserve"> |</w:t>
+      </w:r>
+    </w:p>
+    <w:p>
+      <w:r>
+        <w:t xml:space="preserve">|    109 | </w:t>
+      </w:r>
+      <w:proofErr w:type="spellStart"/>
+      <w:r>
+        <w:t>Kavitha</w:t>
+      </w:r>
+      <w:proofErr w:type="spellEnd"/>
+      <w:r>
+        <w:t xml:space="preserve"> S.  | HR          | Generalist       | 48000.00 | 2023-07-22   | Hyderabad |</w:t>
+      </w:r>
+    </w:p>
+    <w:p>
+      <w:r>
+        <w:t>+--------+-------------+-------------+------------------+----------+--------------+-----------+</w:t>
+      </w:r>
+    </w:p>
+    <w:p>
+      <w:r>
+        <w:t>3 rows in set (0.00 sec)</w:t>
+      </w:r>
+    </w:p>
+    <w:p>
+      <w:proofErr w:type="spellStart"/>
+      <w:proofErr w:type="gramStart"/>
+      <w:r>
+        <w:t>mysql</w:t>
+      </w:r>
+      <w:proofErr w:type="spellEnd"/>
+      <w:proofErr w:type="gramEnd"/>
+      <w:r>
+        <w:t>&gt; -- Display employees working in the IT department.</w:t>
+      </w:r>
+    </w:p>
+    <w:p>
+      <w:proofErr w:type="spellStart"/>
+      <w:proofErr w:type="gramStart"/>
+      <w:r>
+        <w:t>mysql</w:t>
+      </w:r>
+      <w:proofErr w:type="spellEnd"/>
+      <w:proofErr w:type="gramEnd"/>
+      <w:r>
+        <w:t>&gt; select*from employees where department='it';</w:t>
+      </w:r>
+    </w:p>
+    <w:p>
+      <w:r>
+        <w:t>+--------+-----------------+------------+-----------+----------+--------------+-----------+</w:t>
+      </w:r>
+    </w:p>
+    <w:p>
+      <w:r>
+        <w:t xml:space="preserve">| </w:t>
+      </w:r>
+      <w:proofErr w:type="spellStart"/>
+      <w:r>
+        <w:t>emp_id</w:t>
+      </w:r>
+      <w:proofErr w:type="spellEnd"/>
+      <w:r>
+        <w:t xml:space="preserve"> | </w:t>
+      </w:r>
+      <w:proofErr w:type="spellStart"/>
+      <w:r>
+        <w:t>emp_name</w:t>
+      </w:r>
+      <w:proofErr w:type="spellEnd"/>
+      <w:r>
+        <w:t xml:space="preserve">        | department | </w:t>
+      </w:r>
+      <w:proofErr w:type="spellStart"/>
+      <w:r>
+        <w:t>job_</w:t>
+      </w:r>
+      <w:proofErr w:type="gramStart"/>
+      <w:r>
+        <w:t>role</w:t>
+      </w:r>
+      <w:proofErr w:type="spellEnd"/>
+      <w:r>
+        <w:t xml:space="preserve">  |</w:t>
+      </w:r>
+      <w:proofErr w:type="gramEnd"/>
+      <w:r>
+        <w:t xml:space="preserve"> salary   | </w:t>
+      </w:r>
+      <w:proofErr w:type="spellStart"/>
+      <w:r>
+        <w:t>joining_date</w:t>
+      </w:r>
+      <w:proofErr w:type="spellEnd"/>
+      <w:r>
+        <w:t xml:space="preserve"> | city      |</w:t>
+      </w:r>
+    </w:p>
+    <w:p>
+      <w:r>
+        <w:t>+--------+-----------------+------------+-----------+----------+--------------+-----------+</w:t>
+      </w:r>
+    </w:p>
+    <w:p>
+      <w:r>
+        <w:t>|    101 | Ravi Kumar      | IT         | Developer | 42000.00 | 2023-01-15   | Hyderabad |</w:t>
+      </w:r>
+    </w:p>
+    <w:p>
+      <w:r>
+        <w:t xml:space="preserve">|    107 | </w:t>
+      </w:r>
+      <w:proofErr w:type="spellStart"/>
+      <w:r>
+        <w:t>Meena</w:t>
+      </w:r>
+      <w:proofErr w:type="spellEnd"/>
+      <w:r>
+        <w:t xml:space="preserve"> </w:t>
+      </w:r>
+      <w:proofErr w:type="spellStart"/>
+      <w:r>
+        <w:t>Rao</w:t>
+      </w:r>
+      <w:proofErr w:type="spellEnd"/>
+      <w:r>
+        <w:t xml:space="preserve">       | IT         | Support   | 30000.00 | 2025-02-10   | </w:t>
+      </w:r>
+      <w:proofErr w:type="spellStart"/>
+      <w:r>
+        <w:t>Vizag</w:t>
+      </w:r>
+      <w:proofErr w:type="spellEnd"/>
+      <w:r>
+        <w:t xml:space="preserve">     |</w:t>
+      </w:r>
+    </w:p>
+    <w:p>
+      <w:r>
+        <w:t xml:space="preserve">|    110 | </w:t>
+      </w:r>
+      <w:proofErr w:type="spellStart"/>
+      <w:r>
+        <w:t>Vikram</w:t>
+      </w:r>
+      <w:proofErr w:type="spellEnd"/>
+      <w:r>
+        <w:t xml:space="preserve"> </w:t>
+      </w:r>
+      <w:proofErr w:type="spellStart"/>
+      <w:r>
+        <w:t>Malhotra</w:t>
+      </w:r>
+      <w:proofErr w:type="spellEnd"/>
+      <w:r>
+        <w:t xml:space="preserve"> | IT         | Team Lead | 90000.00 | 2017-09-05   | Bangalore |</w:t>
+      </w:r>
+    </w:p>
+    <w:p>
+      <w:r>
+        <w:t>+--------+-----------------+------------+-----------+----------+--------------+-----------+</w:t>
+      </w:r>
+    </w:p>
+    <w:p>
+      <w:r>
+        <w:t>3 rows in set (0.00 sec)</w:t>
+      </w:r>
+    </w:p>
+    <w:p/>
+    <w:p>
+      <w:proofErr w:type="spellStart"/>
+      <w:proofErr w:type="gramStart"/>
+      <w:r>
+        <w:t>mysql</w:t>
+      </w:r>
+      <w:proofErr w:type="spellEnd"/>
+      <w:proofErr w:type="gramEnd"/>
+      <w:r>
+        <w:t>&gt; -- Display employees earning more than 50000.</w:t>
+      </w:r>
+    </w:p>
+    <w:p>
+      <w:proofErr w:type="spellStart"/>
+      <w:proofErr w:type="gramStart"/>
+      <w:r>
+        <w:t>mysql</w:t>
+      </w:r>
+      <w:proofErr w:type="spellEnd"/>
+      <w:proofErr w:type="gramEnd"/>
+      <w:r>
+        <w:t>&gt; select*from employees where salary&gt;50000;</w:t>
+      </w:r>
+    </w:p>
+    <w:p>
+      <w:r>
+        <w:t>+--------+-----------------+-------------+------------------+----------+--------------+-----------+</w:t>
+      </w:r>
+    </w:p>
+    <w:p>
+      <w:r>
+        <w:t xml:space="preserve">| </w:t>
+      </w:r>
+      <w:proofErr w:type="spellStart"/>
+      <w:r>
+        <w:t>emp_id</w:t>
+      </w:r>
+      <w:proofErr w:type="spellEnd"/>
+      <w:r>
+        <w:t xml:space="preserve"> | </w:t>
+      </w:r>
+      <w:proofErr w:type="spellStart"/>
+      <w:r>
+        <w:t>emp_name</w:t>
+      </w:r>
+      <w:proofErr w:type="spellEnd"/>
+      <w:r>
+        <w:t xml:space="preserve">        | </w:t>
+      </w:r>
+      <w:proofErr w:type="gramStart"/>
+      <w:r>
+        <w:t>department  |</w:t>
+      </w:r>
+      <w:proofErr w:type="gramEnd"/>
+      <w:r>
+        <w:t xml:space="preserve"> </w:t>
+      </w:r>
+      <w:proofErr w:type="spellStart"/>
+      <w:r>
+        <w:t>job_role</w:t>
+      </w:r>
+      <w:proofErr w:type="spellEnd"/>
+      <w:r>
+        <w:t xml:space="preserve">         | salary   | </w:t>
+      </w:r>
+      <w:proofErr w:type="spellStart"/>
+      <w:r>
+        <w:t>joining_date</w:t>
+      </w:r>
+      <w:proofErr w:type="spellEnd"/>
+      <w:r>
+        <w:t xml:space="preserve"> | city      |</w:t>
+      </w:r>
+    </w:p>
+    <w:p>
+      <w:r>
+        <w:lastRenderedPageBreak/>
+        <w:t>+--------+-----------------+-------------+------------------+----------+--------------+-----------+</w:t>
+      </w:r>
+    </w:p>
+    <w:p>
+      <w:r>
+        <w:t xml:space="preserve">|    105 | </w:t>
+      </w:r>
+      <w:proofErr w:type="spellStart"/>
+      <w:r>
+        <w:t>Anjali</w:t>
+      </w:r>
+      <w:proofErr w:type="spellEnd"/>
+      <w:r>
+        <w:t xml:space="preserve"> Devi     | Development | senior developer | 60000.00 | 2020-08-12   | </w:t>
+      </w:r>
+      <w:proofErr w:type="spellStart"/>
+      <w:proofErr w:type="gramStart"/>
+      <w:r>
+        <w:t>hyderabad</w:t>
+      </w:r>
+      <w:proofErr w:type="spellEnd"/>
+      <w:proofErr w:type="gramEnd"/>
+      <w:r>
+        <w:t xml:space="preserve"> |</w:t>
+      </w:r>
+    </w:p>
+    <w:p>
+      <w:r>
+        <w:t xml:space="preserve">|    105 | </w:t>
+      </w:r>
+      <w:proofErr w:type="spellStart"/>
+      <w:r>
+        <w:t>Anjali</w:t>
+      </w:r>
+      <w:proofErr w:type="spellEnd"/>
+      <w:r>
+        <w:t xml:space="preserve"> Devi     | Development | Developer        | 60000.00 | 2020-08-12   | </w:t>
+      </w:r>
+      <w:proofErr w:type="spellStart"/>
+      <w:r>
+        <w:t>Vizag</w:t>
+      </w:r>
+      <w:proofErr w:type="spellEnd"/>
+      <w:r>
+        <w:t xml:space="preserve">     |</w:t>
+      </w:r>
+    </w:p>
+    <w:p>
+      <w:r>
+        <w:t xml:space="preserve">|    106 | Suresh </w:t>
+      </w:r>
+      <w:proofErr w:type="spellStart"/>
+      <w:r>
+        <w:t>Verma</w:t>
+      </w:r>
+      <w:proofErr w:type="spellEnd"/>
+      <w:r>
+        <w:t xml:space="preserve">    | Finance     | Analyst          | 55000.00 | 2019-04-18   | Mumbai    |</w:t>
+      </w:r>
+    </w:p>
+    <w:p>
+      <w:r>
+        <w:t xml:space="preserve">|    110 | </w:t>
+      </w:r>
+      <w:proofErr w:type="spellStart"/>
+      <w:r>
+        <w:t>Vikram</w:t>
+      </w:r>
+      <w:proofErr w:type="spellEnd"/>
+      <w:r>
+        <w:t xml:space="preserve"> </w:t>
+      </w:r>
+      <w:proofErr w:type="spellStart"/>
+      <w:r>
+        <w:t>Malhotra</w:t>
+      </w:r>
+      <w:proofErr w:type="spellEnd"/>
+      <w:r>
+        <w:t xml:space="preserve"> | IT          | Team Lead        | 90000.00 | 2017-09-05   | Bangalore |</w:t>
+      </w:r>
+    </w:p>
+    <w:p>
+      <w:r>
+        <w:t>+--------+-----------------+-------------+------------------+----------+--------------+-----------+</w:t>
+      </w:r>
+    </w:p>
+    <w:p>
+      <w:r>
+        <w:t>4 rows in set (0.00 sec)</w:t>
+      </w:r>
+    </w:p>
+    <w:p/>
+    <w:p>
+      <w:proofErr w:type="spellStart"/>
+      <w:proofErr w:type="gramStart"/>
+      <w:r>
+        <w:t>mysql</w:t>
+      </w:r>
+      <w:proofErr w:type="spellEnd"/>
+      <w:proofErr w:type="gramEnd"/>
+      <w:r>
+        <w:t>&gt; --  Display only employee names and salaries.</w:t>
+      </w:r>
+    </w:p>
+    <w:p>
+      <w:proofErr w:type="spellStart"/>
+      <w:proofErr w:type="gramStart"/>
+      <w:r>
+        <w:t>mysql</w:t>
+      </w:r>
+      <w:proofErr w:type="spellEnd"/>
+      <w:proofErr w:type="gramEnd"/>
+      <w:r>
+        <w:t xml:space="preserve">&gt; select </w:t>
+      </w:r>
+      <w:proofErr w:type="spellStart"/>
+      <w:r>
+        <w:t>emp_name</w:t>
+      </w:r>
+      <w:proofErr w:type="spellEnd"/>
+      <w:r>
+        <w:t>, salary from employees;</w:t>
+      </w:r>
+    </w:p>
+    <w:p>
+      <w:r>
+        <w:t>+-----------------+----------+</w:t>
+      </w:r>
+    </w:p>
+    <w:p>
+      <w:r>
+        <w:t xml:space="preserve">| </w:t>
+      </w:r>
+      <w:proofErr w:type="spellStart"/>
+      <w:r>
+        <w:t>emp_name</w:t>
+      </w:r>
+      <w:proofErr w:type="spellEnd"/>
+      <w:r>
+        <w:t xml:space="preserve">        | salary   |</w:t>
+      </w:r>
+    </w:p>
+    <w:p>
+      <w:r>
+        <w:t>+-----------------+----------+</w:t>
+      </w:r>
+    </w:p>
+    <w:p>
+      <w:r>
+        <w:t xml:space="preserve">| </w:t>
+      </w:r>
+      <w:proofErr w:type="spellStart"/>
+      <w:r>
+        <w:t>Kiran</w:t>
+      </w:r>
+      <w:proofErr w:type="spellEnd"/>
+      <w:r>
+        <w:t xml:space="preserve"> Reddy     | 40250.00 |</w:t>
+      </w:r>
+    </w:p>
+    <w:p>
+      <w:r>
+        <w:t xml:space="preserve">| </w:t>
+      </w:r>
+      <w:proofErr w:type="spellStart"/>
+      <w:r>
+        <w:t>Anjali</w:t>
+      </w:r>
+      <w:proofErr w:type="spellEnd"/>
+      <w:r>
+        <w:t xml:space="preserve"> Devi     | 60000.00 |</w:t>
+      </w:r>
+    </w:p>
+    <w:p>
+      <w:r>
+        <w:t xml:space="preserve">| </w:t>
+      </w:r>
+      <w:proofErr w:type="spellStart"/>
+      <w:r>
+        <w:t>Kavitha</w:t>
+      </w:r>
+      <w:proofErr w:type="spellEnd"/>
+      <w:r>
+        <w:t xml:space="preserve"> S.      | 48000.00 |</w:t>
+      </w:r>
+    </w:p>
+    <w:p>
+      <w:r>
+        <w:t>| Ravi Kumar      | 42000.00 |</w:t>
+      </w:r>
+    </w:p>
+    <w:p>
+      <w:r>
+        <w:t xml:space="preserve">| </w:t>
+      </w:r>
+      <w:proofErr w:type="spellStart"/>
+      <w:r>
+        <w:t>Priya</w:t>
+      </w:r>
+      <w:proofErr w:type="spellEnd"/>
+      <w:r>
+        <w:t xml:space="preserve"> Sharma    | 40000.00 |</w:t>
+      </w:r>
+    </w:p>
+    <w:p>
+      <w:r>
+        <w:t xml:space="preserve">| </w:t>
+      </w:r>
+      <w:proofErr w:type="spellStart"/>
+      <w:r>
+        <w:t>Kiran</w:t>
+      </w:r>
+      <w:proofErr w:type="spellEnd"/>
+      <w:r>
+        <w:t xml:space="preserve"> Reddy     | 35000.00 |</w:t>
+      </w:r>
+    </w:p>
+    <w:p>
+      <w:r>
+        <w:t xml:space="preserve">| </w:t>
+      </w:r>
+      <w:proofErr w:type="spellStart"/>
+      <w:r>
+        <w:t>Arun</w:t>
+      </w:r>
+      <w:proofErr w:type="spellEnd"/>
+      <w:r>
+        <w:t xml:space="preserve"> Kumar      | 48000.00 |</w:t>
+      </w:r>
+    </w:p>
+    <w:p>
+      <w:r>
+        <w:t xml:space="preserve">| </w:t>
+      </w:r>
+      <w:proofErr w:type="spellStart"/>
+      <w:r>
+        <w:t>Anjali</w:t>
+      </w:r>
+      <w:proofErr w:type="spellEnd"/>
+      <w:r>
+        <w:t xml:space="preserve"> Devi     | 60000.00 |</w:t>
+      </w:r>
+    </w:p>
+    <w:p>
+      <w:r>
+        <w:t xml:space="preserve">| Suresh </w:t>
+      </w:r>
+      <w:proofErr w:type="spellStart"/>
+      <w:r>
+        <w:t>Verma</w:t>
+      </w:r>
+      <w:proofErr w:type="spellEnd"/>
+      <w:r>
+        <w:t xml:space="preserve">    | 55000.00 |</w:t>
+      </w:r>
+    </w:p>
+    <w:p>
+      <w:r>
+        <w:t xml:space="preserve">| </w:t>
+      </w:r>
+      <w:proofErr w:type="spellStart"/>
+      <w:r>
+        <w:t>Meena</w:t>
+      </w:r>
+      <w:proofErr w:type="spellEnd"/>
+      <w:r>
+        <w:t xml:space="preserve"> </w:t>
+      </w:r>
+      <w:proofErr w:type="spellStart"/>
+      <w:r>
+        <w:t>Rao</w:t>
+      </w:r>
+      <w:proofErr w:type="spellEnd"/>
+      <w:r>
+        <w:t xml:space="preserve">       | 30000.00 |</w:t>
+      </w:r>
+    </w:p>
+    <w:p>
+      <w:r>
+        <w:t xml:space="preserve">| </w:t>
+      </w:r>
+      <w:proofErr w:type="spellStart"/>
+      <w:r>
+        <w:t>Kavitha</w:t>
+      </w:r>
+      <w:proofErr w:type="spellEnd"/>
+      <w:r>
+        <w:t xml:space="preserve"> S.      | 43000.00 |</w:t>
+      </w:r>
+    </w:p>
+    <w:p>
+      <w:r>
+        <w:t xml:space="preserve">| </w:t>
+      </w:r>
+      <w:proofErr w:type="spellStart"/>
+      <w:r>
+        <w:t>Vikram</w:t>
+      </w:r>
+      <w:proofErr w:type="spellEnd"/>
+      <w:r>
+        <w:t xml:space="preserve"> </w:t>
+      </w:r>
+      <w:proofErr w:type="spellStart"/>
+      <w:r>
+        <w:t>Malhotra</w:t>
+      </w:r>
+      <w:proofErr w:type="spellEnd"/>
+      <w:r>
+        <w:t xml:space="preserve"> | 90000.00 |</w:t>
+      </w:r>
+    </w:p>
+    <w:p>
+      <w:r>
+        <w:lastRenderedPageBreak/>
+        <w:t>+-----------------+----------+</w:t>
+      </w:r>
+    </w:p>
+    <w:p>
+      <w:r>
+        <w:t>12 rows in set (0.00 sec)</w:t>
+      </w:r>
+    </w:p>
+    <w:p/>
+    <w:p>
+      <w:proofErr w:type="spellStart"/>
+      <w:proofErr w:type="gramStart"/>
+      <w:r>
+        <w:t>mysql</w:t>
+      </w:r>
+      <w:proofErr w:type="spellEnd"/>
+      <w:proofErr w:type="gramEnd"/>
+      <w:r>
+        <w:t xml:space="preserve">&gt; -- Display employees who are from </w:t>
+      </w:r>
+      <w:proofErr w:type="spellStart"/>
+      <w:r>
+        <w:t>Vizag</w:t>
+      </w:r>
+      <w:proofErr w:type="spellEnd"/>
+      <w:r>
+        <w:t>.</w:t>
+      </w:r>
+    </w:p>
+    <w:p>
+      <w:proofErr w:type="spellStart"/>
+      <w:proofErr w:type="gramStart"/>
+      <w:r>
+        <w:t>mysql</w:t>
+      </w:r>
+      <w:proofErr w:type="spellEnd"/>
+      <w:proofErr w:type="gramEnd"/>
+      <w:r>
+        <w:t>&gt; select*from employees where city='</w:t>
+      </w:r>
+      <w:proofErr w:type="spellStart"/>
+      <w:r>
+        <w:t>vizag</w:t>
+      </w:r>
+      <w:proofErr w:type="spellEnd"/>
+      <w:r>
+        <w:t>';</w:t>
+      </w:r>
+    </w:p>
+    <w:p>
+      <w:r>
+        <w:t>+--------+-------------+-------------+-----------+----------+--------------+-------+</w:t>
+      </w:r>
+    </w:p>
+    <w:p>
+      <w:r>
+        <w:t xml:space="preserve">| </w:t>
+      </w:r>
+      <w:proofErr w:type="spellStart"/>
+      <w:r>
+        <w:t>emp_id</w:t>
+      </w:r>
+      <w:proofErr w:type="spellEnd"/>
+      <w:r>
+        <w:t xml:space="preserve"> | </w:t>
+      </w:r>
+      <w:proofErr w:type="spellStart"/>
+      <w:r>
+        <w:t>emp_name</w:t>
+      </w:r>
+      <w:proofErr w:type="spellEnd"/>
+      <w:r>
+        <w:t xml:space="preserve">    | </w:t>
+      </w:r>
+      <w:proofErr w:type="gramStart"/>
+      <w:r>
+        <w:t>department  |</w:t>
+      </w:r>
+      <w:proofErr w:type="gramEnd"/>
+      <w:r>
+        <w:t xml:space="preserve"> </w:t>
+      </w:r>
+      <w:proofErr w:type="spellStart"/>
+      <w:r>
+        <w:t>job_role</w:t>
+      </w:r>
+      <w:proofErr w:type="spellEnd"/>
+      <w:r>
+        <w:t xml:space="preserve">  | salary   | </w:t>
+      </w:r>
+      <w:proofErr w:type="spellStart"/>
+      <w:r>
+        <w:t>joining_date</w:t>
+      </w:r>
+      <w:proofErr w:type="spellEnd"/>
+      <w:r>
+        <w:t xml:space="preserve"> | city  |</w:t>
+      </w:r>
+    </w:p>
+    <w:p>
+      <w:r>
+        <w:t>+--------+-------------+-------------+-----------+----------+--------------+-------+</w:t>
+      </w:r>
+    </w:p>
+    <w:p>
+      <w:r>
+        <w:t xml:space="preserve">|    103 | </w:t>
+      </w:r>
+      <w:proofErr w:type="spellStart"/>
+      <w:r>
+        <w:t>Kiran</w:t>
+      </w:r>
+      <w:proofErr w:type="spellEnd"/>
+      <w:r>
+        <w:t xml:space="preserve"> Reddy | QA          | Tester    | 35000.00 | 2024-03-20   | </w:t>
+      </w:r>
+      <w:proofErr w:type="spellStart"/>
+      <w:r>
+        <w:t>Vizag</w:t>
+      </w:r>
+      <w:proofErr w:type="spellEnd"/>
+      <w:r>
+        <w:t xml:space="preserve"> |</w:t>
+      </w:r>
+    </w:p>
+    <w:p>
+      <w:r>
+        <w:t xml:space="preserve">|    105 | </w:t>
+      </w:r>
+      <w:proofErr w:type="spellStart"/>
+      <w:r>
+        <w:t>Anjali</w:t>
+      </w:r>
+      <w:proofErr w:type="spellEnd"/>
+      <w:r>
+        <w:t xml:space="preserve"> Devi | Development | Developer | 60000.00 | 2020-08-12   | </w:t>
+      </w:r>
+      <w:proofErr w:type="spellStart"/>
+      <w:r>
+        <w:t>Vizag</w:t>
+      </w:r>
+      <w:proofErr w:type="spellEnd"/>
+      <w:r>
+        <w:t xml:space="preserve"> |</w:t>
+      </w:r>
+    </w:p>
+    <w:p>
+      <w:r>
+        <w:t xml:space="preserve">|    107 | </w:t>
+      </w:r>
+      <w:proofErr w:type="spellStart"/>
+      <w:r>
+        <w:t>Meena</w:t>
+      </w:r>
+      <w:proofErr w:type="spellEnd"/>
+      <w:r>
+        <w:t xml:space="preserve"> </w:t>
+      </w:r>
+      <w:proofErr w:type="spellStart"/>
+      <w:r>
+        <w:t>Rao</w:t>
+      </w:r>
+      <w:proofErr w:type="spellEnd"/>
+      <w:r>
+        <w:t xml:space="preserve">   | IT          | Support   | 30000.00 | 2025-02-10   | </w:t>
+      </w:r>
+      <w:proofErr w:type="spellStart"/>
+      <w:r>
+        <w:t>Vizag</w:t>
+      </w:r>
+      <w:proofErr w:type="spellEnd"/>
+      <w:r>
+        <w:t xml:space="preserve"> |</w:t>
+      </w:r>
+    </w:p>
+    <w:p>
+      <w:r>
+        <w:t>+--------+-------------+-------------+-----------+----------+--------------+-------+</w:t>
+      </w:r>
+    </w:p>
+    <w:p>
+      <w:r>
+        <w:t>3 rows in set (0.00 sec)</w:t>
+      </w:r>
+    </w:p>
+    <w:p/>
+    <w:p>
+      <w:proofErr w:type="spellStart"/>
+      <w:proofErr w:type="gramStart"/>
+      <w:r>
+        <w:t>mysql</w:t>
+      </w:r>
+      <w:proofErr w:type="spellEnd"/>
+      <w:proofErr w:type="gramEnd"/>
+      <w:r>
+        <w:t>&gt; -- Display employees who joined after January 1, 2022.</w:t>
+      </w:r>
+    </w:p>
+    <w:p>
+      <w:proofErr w:type="spellStart"/>
+      <w:proofErr w:type="gramStart"/>
+      <w:r>
+        <w:t>mysql</w:t>
+      </w:r>
+      <w:proofErr w:type="spellEnd"/>
+      <w:proofErr w:type="gramEnd"/>
+      <w:r>
+        <w:t xml:space="preserve">&gt; select*from employees where </w:t>
+      </w:r>
+      <w:proofErr w:type="spellStart"/>
+      <w:r>
+        <w:t>joining_date</w:t>
+      </w:r>
+      <w:proofErr w:type="spellEnd"/>
+      <w:r>
+        <w:t xml:space="preserve"> &gt; 2022-01-01;</w:t>
+      </w:r>
+    </w:p>
+    <w:p>
+      <w:r>
+        <w:t>+--------+-----------------+-------------+------------------+----------+--------------+-----------+</w:t>
+      </w:r>
+    </w:p>
+    <w:p>
+      <w:r>
+        <w:t xml:space="preserve">| </w:t>
+      </w:r>
+      <w:proofErr w:type="spellStart"/>
+      <w:r>
+        <w:t>emp_id</w:t>
+      </w:r>
+      <w:proofErr w:type="spellEnd"/>
+      <w:r>
+        <w:t xml:space="preserve"> | </w:t>
+      </w:r>
+      <w:proofErr w:type="spellStart"/>
+      <w:r>
+        <w:t>emp_name</w:t>
+      </w:r>
+      <w:proofErr w:type="spellEnd"/>
+      <w:r>
+        <w:t xml:space="preserve">        | </w:t>
+      </w:r>
+      <w:proofErr w:type="gramStart"/>
+      <w:r>
+        <w:t>department  |</w:t>
+      </w:r>
+      <w:proofErr w:type="gramEnd"/>
+      <w:r>
+        <w:t xml:space="preserve"> </w:t>
+      </w:r>
+      <w:proofErr w:type="spellStart"/>
+      <w:r>
+        <w:t>job_role</w:t>
+      </w:r>
+      <w:proofErr w:type="spellEnd"/>
+      <w:r>
+        <w:t xml:space="preserve">         | salary   | </w:t>
+      </w:r>
+      <w:proofErr w:type="spellStart"/>
+      <w:r>
+        <w:t>joining_date</w:t>
+      </w:r>
+      <w:proofErr w:type="spellEnd"/>
+      <w:r>
+        <w:t xml:space="preserve"> | city      |</w:t>
+      </w:r>
+    </w:p>
+    <w:p>
+      <w:r>
+        <w:t>+--------+-----------------+-------------+------------------+----------+--------------+-----------+</w:t>
+      </w:r>
+    </w:p>
+    <w:p>
+      <w:r>
+        <w:t xml:space="preserve">|    103 | </w:t>
+      </w:r>
+      <w:proofErr w:type="spellStart"/>
+      <w:r>
+        <w:t>Kiran</w:t>
+      </w:r>
+      <w:proofErr w:type="spellEnd"/>
+      <w:r>
+        <w:t xml:space="preserve"> Reddy     | QA          | senior tester    | 40250.00 | 2024-03-20   | </w:t>
+      </w:r>
+      <w:proofErr w:type="spellStart"/>
+      <w:proofErr w:type="gramStart"/>
+      <w:r>
+        <w:t>hyderabad</w:t>
+      </w:r>
+      <w:proofErr w:type="spellEnd"/>
+      <w:proofErr w:type="gramEnd"/>
+      <w:r>
+        <w:t xml:space="preserve"> |</w:t>
+      </w:r>
+    </w:p>
+    <w:p>
+      <w:r>
+        <w:t xml:space="preserve">|    105 | </w:t>
+      </w:r>
+      <w:proofErr w:type="spellStart"/>
+      <w:r>
+        <w:t>Anjali</w:t>
+      </w:r>
+      <w:proofErr w:type="spellEnd"/>
+      <w:r>
+        <w:t xml:space="preserve"> Devi     | Development | senior developer | 60000.00 | 2020-08-12   | </w:t>
+      </w:r>
+      <w:proofErr w:type="spellStart"/>
+      <w:proofErr w:type="gramStart"/>
+      <w:r>
+        <w:t>hyderabad</w:t>
+      </w:r>
+      <w:proofErr w:type="spellEnd"/>
+      <w:proofErr w:type="gramEnd"/>
+      <w:r>
+        <w:t xml:space="preserve"> |</w:t>
+      </w:r>
+    </w:p>
+    <w:p>
+      <w:r>
+        <w:t xml:space="preserve">|    109 | </w:t>
+      </w:r>
+      <w:proofErr w:type="spellStart"/>
+      <w:r>
+        <w:t>Kavitha</w:t>
+      </w:r>
+      <w:proofErr w:type="spellEnd"/>
+      <w:r>
+        <w:t xml:space="preserve"> S.      | HR          | Generalist       | 48000.00 | 2023-07-22   | Hyderabad |</w:t>
+      </w:r>
+    </w:p>
+    <w:p>
+      <w:r>
+        <w:t>|    101 | Ravi Kumar      | IT          | Developer        | 42000.00 | 2023-01-15   | Hyderabad |</w:t>
+      </w:r>
+    </w:p>
+    <w:p>
+      <w:r>
+        <w:t xml:space="preserve">|    102 | </w:t>
+      </w:r>
+      <w:proofErr w:type="spellStart"/>
+      <w:r>
+        <w:t>Priya</w:t>
+      </w:r>
+      <w:proofErr w:type="spellEnd"/>
+      <w:r>
+        <w:t xml:space="preserve"> Sharma    | HR          | Recruiter        | 40000.00 | 2022-05-10   | Bangalore |</w:t>
+      </w:r>
+    </w:p>
+    <w:p>
+      <w:r>
+        <w:t xml:space="preserve">|    103 | </w:t>
+      </w:r>
+      <w:proofErr w:type="spellStart"/>
+      <w:r>
+        <w:t>Kiran</w:t>
+      </w:r>
+      <w:proofErr w:type="spellEnd"/>
+      <w:r>
+        <w:t xml:space="preserve"> Reddy     | QA          | Tester           | 35000.00 | 2024-03-20   | </w:t>
+      </w:r>
+      <w:proofErr w:type="spellStart"/>
+      <w:r>
+        <w:t>Vizag</w:t>
+      </w:r>
+      <w:proofErr w:type="spellEnd"/>
+      <w:r>
+        <w:t xml:space="preserve">     |</w:t>
+      </w:r>
+    </w:p>
+    <w:p>
+      <w:r>
+        <w:lastRenderedPageBreak/>
+        <w:t xml:space="preserve">|    104 | </w:t>
+      </w:r>
+      <w:proofErr w:type="spellStart"/>
+      <w:r>
+        <w:t>Arun</w:t>
+      </w:r>
+      <w:proofErr w:type="spellEnd"/>
+      <w:r>
+        <w:t xml:space="preserve"> Kumar      | QA          | Engineer         | 48000.00 | 2021-11-01   | Chennai   |</w:t>
+      </w:r>
+    </w:p>
+    <w:p>
+      <w:r>
+        <w:t xml:space="preserve">|    105 | </w:t>
+      </w:r>
+      <w:proofErr w:type="spellStart"/>
+      <w:r>
+        <w:t>Anjali</w:t>
+      </w:r>
+      <w:proofErr w:type="spellEnd"/>
+      <w:r>
+        <w:t xml:space="preserve"> Devi     | Development | Developer        | 60000.00 | 2020-08-12   | </w:t>
+      </w:r>
+      <w:proofErr w:type="spellStart"/>
+      <w:r>
+        <w:t>Vizag</w:t>
+      </w:r>
+      <w:proofErr w:type="spellEnd"/>
+      <w:r>
+        <w:t xml:space="preserve">     |</w:t>
+      </w:r>
+    </w:p>
+    <w:p>
+      <w:r>
+        <w:t xml:space="preserve">|    106 | Suresh </w:t>
+      </w:r>
+      <w:proofErr w:type="spellStart"/>
+      <w:r>
+        <w:t>Verma</w:t>
+      </w:r>
+      <w:proofErr w:type="spellEnd"/>
+      <w:r>
+        <w:t xml:space="preserve">    | Finance     | Analyst          | 55000.00 | 2019-04-18   | Mumbai    |</w:t>
+      </w:r>
+    </w:p>
+    <w:p>
+      <w:r>
+        <w:t xml:space="preserve">|    107 | </w:t>
+      </w:r>
+      <w:proofErr w:type="spellStart"/>
+      <w:r>
+        <w:t>Meena</w:t>
+      </w:r>
+      <w:proofErr w:type="spellEnd"/>
+      <w:r>
+        <w:t xml:space="preserve"> </w:t>
+      </w:r>
+      <w:proofErr w:type="spellStart"/>
+      <w:r>
+        <w:t>Rao</w:t>
+      </w:r>
+      <w:proofErr w:type="spellEnd"/>
+      <w:r>
+        <w:t xml:space="preserve">       | IT          | Support          | 30000.00 | 2025-02-10   | </w:t>
+      </w:r>
+      <w:proofErr w:type="spellStart"/>
+      <w:r>
+        <w:t>Vizag</w:t>
+      </w:r>
+      <w:proofErr w:type="spellEnd"/>
+      <w:r>
+        <w:t xml:space="preserve">     |</w:t>
+      </w:r>
+    </w:p>
+    <w:p>
+      <w:r>
+        <w:t xml:space="preserve">|    109 | </w:t>
+      </w:r>
+      <w:proofErr w:type="spellStart"/>
+      <w:r>
+        <w:t>Kavitha</w:t>
+      </w:r>
+      <w:proofErr w:type="spellEnd"/>
+      <w:r>
+        <w:t xml:space="preserve"> S.      | HR          | Generalist       | 43000.00 | 2023-07-22   | Hyderabad |</w:t>
+      </w:r>
+    </w:p>
+    <w:p>
+      <w:r>
+        <w:t xml:space="preserve">|    110 | </w:t>
+      </w:r>
+      <w:proofErr w:type="spellStart"/>
+      <w:r>
+        <w:t>Vikram</w:t>
+      </w:r>
+      <w:proofErr w:type="spellEnd"/>
+      <w:r>
+        <w:t xml:space="preserve"> </w:t>
+      </w:r>
+      <w:proofErr w:type="spellStart"/>
+      <w:r>
+        <w:t>Malhotra</w:t>
+      </w:r>
+      <w:proofErr w:type="spellEnd"/>
+      <w:r>
+        <w:t xml:space="preserve"> | IT          | Team Lead        | 90000.00 | 2017-09-05   | Bangalore |</w:t>
+      </w:r>
+    </w:p>
+    <w:p>
+      <w:r>
+        <w:t>+--------+-----------------+-------------+------------------+----------+--------------+-----------+</w:t>
+      </w:r>
+    </w:p>
+    <w:p>
+      <w:r>
+        <w:t>12 rows in set, 1 warning (0.00 sec)</w:t>
+      </w:r>
+    </w:p>
+    <w:p/>
+    <w:p>
+      <w:proofErr w:type="spellStart"/>
+      <w:proofErr w:type="gramStart"/>
+      <w:r>
+        <w:t>mysql</w:t>
+      </w:r>
+      <w:proofErr w:type="spellEnd"/>
+      <w:proofErr w:type="gramEnd"/>
+      <w:r>
+        <w:t>&gt; --  Display employees earning between 40000 and 60000.</w:t>
+      </w:r>
+    </w:p>
+    <w:p>
+      <w:proofErr w:type="spellStart"/>
+      <w:proofErr w:type="gramStart"/>
+      <w:r>
+        <w:t>mysql</w:t>
+      </w:r>
+      <w:proofErr w:type="spellEnd"/>
+      <w:proofErr w:type="gramEnd"/>
+      <w:r>
+        <w:t>&gt; select*from employees between 40000 and 60000;</w:t>
+      </w:r>
+    </w:p>
+    <w:p>
+      <w:r>
+        <w:t xml:space="preserve">ERROR 1064 (42000): You have an error in your SQL syntax; check the manual that corresponds to your </w:t>
+      </w:r>
+      <w:proofErr w:type="spellStart"/>
+      <w:r>
+        <w:t>MySQL</w:t>
+      </w:r>
+      <w:proofErr w:type="spellEnd"/>
+      <w:r>
+        <w:t xml:space="preserve"> server version for the right syntax to use near 'between 40000 and 60000' at line 1</w:t>
+      </w:r>
+    </w:p>
+    <w:p>
+      <w:proofErr w:type="spellStart"/>
+      <w:proofErr w:type="gramStart"/>
+      <w:r>
+        <w:t>mysql</w:t>
+      </w:r>
+      <w:proofErr w:type="spellEnd"/>
+      <w:proofErr w:type="gramEnd"/>
+      <w:r>
+        <w:t>&gt; select*from employees where salary between 40000 and 60000;</w:t>
+      </w:r>
+    </w:p>
+    <w:p>
+      <w:r>
+        <w:t>+--------+--------------+-------------+------------------+----------+--------------+-----------+</w:t>
+      </w:r>
+    </w:p>
+    <w:p>
+      <w:r>
+        <w:t xml:space="preserve">| </w:t>
+      </w:r>
+      <w:proofErr w:type="spellStart"/>
+      <w:r>
+        <w:t>emp_id</w:t>
+      </w:r>
+      <w:proofErr w:type="spellEnd"/>
+      <w:r>
+        <w:t xml:space="preserve"> | </w:t>
+      </w:r>
+      <w:proofErr w:type="spellStart"/>
+      <w:r>
+        <w:t>emp_name</w:t>
+      </w:r>
+      <w:proofErr w:type="spellEnd"/>
+      <w:r>
+        <w:t xml:space="preserve">     | </w:t>
+      </w:r>
+      <w:proofErr w:type="gramStart"/>
+      <w:r>
+        <w:t>department  |</w:t>
+      </w:r>
+      <w:proofErr w:type="gramEnd"/>
+      <w:r>
+        <w:t xml:space="preserve"> </w:t>
+      </w:r>
+      <w:proofErr w:type="spellStart"/>
+      <w:r>
+        <w:t>job_role</w:t>
+      </w:r>
+      <w:proofErr w:type="spellEnd"/>
+      <w:r>
+        <w:t xml:space="preserve">         | salary   | </w:t>
+      </w:r>
+      <w:proofErr w:type="spellStart"/>
+      <w:r>
+        <w:t>joining_date</w:t>
+      </w:r>
+      <w:proofErr w:type="spellEnd"/>
+      <w:r>
+        <w:t xml:space="preserve"> | city      |</w:t>
+      </w:r>
+    </w:p>
+    <w:p>
+      <w:r>
+        <w:t>+--------+--------------+-------------+------------------+----------+--------------+-----------+</w:t>
+      </w:r>
+    </w:p>
+    <w:p>
+      <w:r>
+        <w:t xml:space="preserve">|    103 | </w:t>
+      </w:r>
+      <w:proofErr w:type="spellStart"/>
+      <w:r>
+        <w:t>Kiran</w:t>
+      </w:r>
+      <w:proofErr w:type="spellEnd"/>
+      <w:r>
+        <w:t xml:space="preserve"> </w:t>
+      </w:r>
+      <w:proofErr w:type="gramStart"/>
+      <w:r>
+        <w:t>Reddy  |</w:t>
+      </w:r>
+      <w:proofErr w:type="gramEnd"/>
+      <w:r>
+        <w:t xml:space="preserve"> QA          | senior tester    | 40250.00 | 2024-03-20   | </w:t>
+      </w:r>
+      <w:proofErr w:type="spellStart"/>
+      <w:r>
+        <w:t>hyderabad</w:t>
+      </w:r>
+      <w:proofErr w:type="spellEnd"/>
+      <w:r>
+        <w:t xml:space="preserve"> |</w:t>
+      </w:r>
+    </w:p>
+    <w:p>
+      <w:r>
+        <w:t xml:space="preserve">|    105 | </w:t>
+      </w:r>
+      <w:proofErr w:type="spellStart"/>
+      <w:r>
+        <w:t>Anjali</w:t>
+      </w:r>
+      <w:proofErr w:type="spellEnd"/>
+      <w:r>
+        <w:t xml:space="preserve"> </w:t>
+      </w:r>
+      <w:proofErr w:type="gramStart"/>
+      <w:r>
+        <w:t>Devi  |</w:t>
+      </w:r>
+      <w:proofErr w:type="gramEnd"/>
+      <w:r>
+        <w:t xml:space="preserve"> Development | senior developer | 60000.00 | 2020-08-12   | </w:t>
+      </w:r>
+      <w:proofErr w:type="spellStart"/>
+      <w:r>
+        <w:t>hyderabad</w:t>
+      </w:r>
+      <w:proofErr w:type="spellEnd"/>
+      <w:r>
+        <w:t xml:space="preserve"> |</w:t>
+      </w:r>
+    </w:p>
+    <w:p>
+      <w:r>
+        <w:t xml:space="preserve">|    109 | </w:t>
+      </w:r>
+      <w:proofErr w:type="spellStart"/>
+      <w:r>
+        <w:t>Kavitha</w:t>
+      </w:r>
+      <w:proofErr w:type="spellEnd"/>
+      <w:r>
+        <w:t xml:space="preserve"> S.   | HR          | Generalist       | 48000.00 | 2023-07-22   | Hyderabad |</w:t>
+      </w:r>
+    </w:p>
+    <w:p>
+      <w:r>
+        <w:t>|    101 | Ravi Kumar   | IT          | Developer        | 42000.00 | 2023-01-15   | Hyderabad |</w:t>
+      </w:r>
+    </w:p>
+    <w:p>
+      <w:r>
+        <w:t xml:space="preserve">|    102 | </w:t>
+      </w:r>
+      <w:proofErr w:type="spellStart"/>
+      <w:r>
+        <w:t>Priya</w:t>
+      </w:r>
+      <w:proofErr w:type="spellEnd"/>
+      <w:r>
+        <w:t xml:space="preserve"> Sharma | HR          | Recruiter        | 40000.00 | 2022-05-10   | Bangalore |</w:t>
+      </w:r>
+    </w:p>
+    <w:p>
+      <w:r>
+        <w:t xml:space="preserve">|    104 | </w:t>
+      </w:r>
+      <w:proofErr w:type="spellStart"/>
+      <w:r>
+        <w:t>Arun</w:t>
+      </w:r>
+      <w:proofErr w:type="spellEnd"/>
+      <w:r>
+        <w:t xml:space="preserve"> Kumar   | QA          | Engineer         | 48000.00 | 2021-11-01   | Chennai   |</w:t>
+      </w:r>
+    </w:p>
+    <w:p>
+      <w:r>
+        <w:t xml:space="preserve">|    105 | </w:t>
+      </w:r>
+      <w:proofErr w:type="spellStart"/>
+      <w:r>
+        <w:t>Anjali</w:t>
+      </w:r>
+      <w:proofErr w:type="spellEnd"/>
+      <w:r>
+        <w:t xml:space="preserve"> </w:t>
+      </w:r>
+      <w:proofErr w:type="gramStart"/>
+      <w:r>
+        <w:t>Devi  |</w:t>
+      </w:r>
+      <w:proofErr w:type="gramEnd"/>
+      <w:r>
+        <w:t xml:space="preserve"> Development | Developer        | 60000.00 | 2020-08-12   | </w:t>
+      </w:r>
+      <w:proofErr w:type="spellStart"/>
+      <w:r>
+        <w:t>Vizag</w:t>
+      </w:r>
+      <w:proofErr w:type="spellEnd"/>
+      <w:r>
+        <w:t xml:space="preserve">     |</w:t>
+      </w:r>
+    </w:p>
+    <w:p>
+      <w:r>
+        <w:t xml:space="preserve">|    106 | Suresh </w:t>
+      </w:r>
+      <w:proofErr w:type="spellStart"/>
+      <w:r>
+        <w:t>Verma</w:t>
+      </w:r>
+      <w:proofErr w:type="spellEnd"/>
+      <w:r>
+        <w:t xml:space="preserve"> | Finance     | Analyst          | 55000.00 | 2019-04-18   | Mumbai    |</w:t>
+      </w:r>
+    </w:p>
+    <w:p>
+      <w:r>
+        <w:t xml:space="preserve">|    109 | </w:t>
+      </w:r>
+      <w:proofErr w:type="spellStart"/>
+      <w:r>
+        <w:t>Kavitha</w:t>
+      </w:r>
+      <w:proofErr w:type="spellEnd"/>
+      <w:r>
+        <w:t xml:space="preserve"> S.   | HR          | Generalist       | 43000.00 | 2023-07-22   | Hyderabad |</w:t>
+      </w:r>
+    </w:p>
+    <w:p>
+      <w:r>
+        <w:lastRenderedPageBreak/>
+        <w:t>+--------+--------------+-------------+------------------+----------+--------------+-----------+</w:t>
+      </w:r>
+    </w:p>
+    <w:p>
+      <w:r>
+        <w:t>9 rows in set (0.00 sec)</w:t>
+      </w:r>
+    </w:p>
+    <w:p/>
+    <w:p>
+      <w:proofErr w:type="spellStart"/>
+      <w:proofErr w:type="gramStart"/>
+      <w:r>
+        <w:t>mysql</w:t>
+      </w:r>
+      <w:proofErr w:type="spellEnd"/>
+      <w:proofErr w:type="gramEnd"/>
+      <w:r>
+        <w:t>&gt; -- Display employees whose names end with Kumar.</w:t>
+      </w:r>
+    </w:p>
+    <w:p>
+      <w:proofErr w:type="spellStart"/>
+      <w:proofErr w:type="gramStart"/>
+      <w:r>
+        <w:t>mysql</w:t>
+      </w:r>
+      <w:proofErr w:type="spellEnd"/>
+      <w:proofErr w:type="gramEnd"/>
+      <w:r>
+        <w:t xml:space="preserve">&gt; select*from employees where </w:t>
+      </w:r>
+      <w:proofErr w:type="spellStart"/>
+      <w:r>
+        <w:t>emp_name</w:t>
+      </w:r>
+      <w:proofErr w:type="spellEnd"/>
+      <w:r>
+        <w:t xml:space="preserve"> like '%</w:t>
+      </w:r>
+      <w:proofErr w:type="spellStart"/>
+      <w:r>
+        <w:t>kumar</w:t>
+      </w:r>
+      <w:proofErr w:type="spellEnd"/>
+      <w:r>
+        <w:t>';</w:t>
+      </w:r>
+    </w:p>
+    <w:p>
+      <w:r>
+        <w:t>+--------+------------+------------+-----------+----------+--------------+-----------+</w:t>
+      </w:r>
+    </w:p>
+    <w:p>
+      <w:r>
+        <w:t xml:space="preserve">| </w:t>
+      </w:r>
+      <w:proofErr w:type="spellStart"/>
+      <w:r>
+        <w:t>emp_id</w:t>
+      </w:r>
+      <w:proofErr w:type="spellEnd"/>
+      <w:r>
+        <w:t xml:space="preserve"> | </w:t>
+      </w:r>
+      <w:proofErr w:type="spellStart"/>
+      <w:r>
+        <w:t>emp_name</w:t>
+      </w:r>
+      <w:proofErr w:type="spellEnd"/>
+      <w:r>
+        <w:t xml:space="preserve">   | department | </w:t>
+      </w:r>
+      <w:proofErr w:type="spellStart"/>
+      <w:r>
+        <w:t>job_</w:t>
+      </w:r>
+      <w:proofErr w:type="gramStart"/>
+      <w:r>
+        <w:t>role</w:t>
+      </w:r>
+      <w:proofErr w:type="spellEnd"/>
+      <w:r>
+        <w:t xml:space="preserve">  |</w:t>
+      </w:r>
+      <w:proofErr w:type="gramEnd"/>
+      <w:r>
+        <w:t xml:space="preserve"> salary   | </w:t>
+      </w:r>
+      <w:proofErr w:type="spellStart"/>
+      <w:r>
+        <w:t>joining_date</w:t>
+      </w:r>
+      <w:proofErr w:type="spellEnd"/>
+      <w:r>
+        <w:t xml:space="preserve"> | city      |</w:t>
+      </w:r>
+    </w:p>
+    <w:p>
+      <w:r>
+        <w:t>+--------+------------+------------+-----------+----------+--------------+-----------+</w:t>
+      </w:r>
+    </w:p>
+    <w:p>
+      <w:r>
+        <w:t>|    101 | Ravi Kumar | IT         | Developer | 42000.00 | 2023-01-15   | Hyderabad |</w:t>
+      </w:r>
+    </w:p>
+    <w:p>
+      <w:r>
+        <w:t xml:space="preserve">|    104 | </w:t>
+      </w:r>
+      <w:proofErr w:type="spellStart"/>
+      <w:r>
+        <w:t>Arun</w:t>
+      </w:r>
+      <w:proofErr w:type="spellEnd"/>
+      <w:r>
+        <w:t xml:space="preserve"> Kumar | QA         | </w:t>
+      </w:r>
+      <w:proofErr w:type="gramStart"/>
+      <w:r>
+        <w:t>Engineer  |</w:t>
+      </w:r>
+      <w:proofErr w:type="gramEnd"/>
+      <w:r>
+        <w:t xml:space="preserve"> 48000.00 | 2021-11-01   | Chennai   |</w:t>
+      </w:r>
+    </w:p>
+    <w:p>
+      <w:r>
+        <w:t>+--------+------------+------------+-----------+----------+--------------+-----------+</w:t>
+      </w:r>
+    </w:p>
+    <w:p>
+      <w:r>
+        <w:t>2 rows in set (0.00 sec)</w:t>
+      </w:r>
+    </w:p>
+    <w:p/>
+    <w:p>
+      <w:proofErr w:type="spellStart"/>
+      <w:proofErr w:type="gramStart"/>
+      <w:r>
+        <w:t>mysql</w:t>
+      </w:r>
+      <w:proofErr w:type="spellEnd"/>
+      <w:proofErr w:type="gramEnd"/>
+      <w:r>
+        <w:t>&gt; --  Display all employees in descending order of salary.</w:t>
+      </w:r>
+    </w:p>
+    <w:p>
+      <w:proofErr w:type="spellStart"/>
+      <w:proofErr w:type="gramStart"/>
+      <w:r>
+        <w:t>mysql</w:t>
+      </w:r>
+      <w:proofErr w:type="spellEnd"/>
+      <w:proofErr w:type="gramEnd"/>
+      <w:r>
+        <w:t xml:space="preserve">&gt; select*from employees order by salary </w:t>
+      </w:r>
+      <w:proofErr w:type="spellStart"/>
+      <w:r>
+        <w:t>desc</w:t>
+      </w:r>
+      <w:proofErr w:type="spellEnd"/>
+      <w:r>
+        <w:t>;</w:t>
+      </w:r>
+    </w:p>
+    <w:p>
+      <w:r>
+        <w:t>+--------+-----------------+-------------+------------------+----------+--------------+-----------+</w:t>
+      </w:r>
+    </w:p>
+    <w:p>
+      <w:r>
+        <w:t xml:space="preserve">| </w:t>
+      </w:r>
+      <w:proofErr w:type="spellStart"/>
+      <w:r>
+        <w:t>emp_id</w:t>
+      </w:r>
+      <w:proofErr w:type="spellEnd"/>
+      <w:r>
+        <w:t xml:space="preserve"> | </w:t>
+      </w:r>
+      <w:proofErr w:type="spellStart"/>
+      <w:r>
+        <w:t>emp_name</w:t>
+      </w:r>
+      <w:proofErr w:type="spellEnd"/>
+      <w:r>
+        <w:t xml:space="preserve">        | </w:t>
+      </w:r>
+      <w:proofErr w:type="gramStart"/>
+      <w:r>
+        <w:t>department  |</w:t>
+      </w:r>
+      <w:proofErr w:type="gramEnd"/>
+      <w:r>
+        <w:t xml:space="preserve"> </w:t>
+      </w:r>
+      <w:proofErr w:type="spellStart"/>
+      <w:r>
+        <w:t>job_role</w:t>
+      </w:r>
+      <w:proofErr w:type="spellEnd"/>
+      <w:r>
+        <w:t xml:space="preserve">         | salary   | </w:t>
+      </w:r>
+      <w:proofErr w:type="spellStart"/>
+      <w:r>
+        <w:t>joining_date</w:t>
+      </w:r>
+      <w:proofErr w:type="spellEnd"/>
+      <w:r>
+        <w:t xml:space="preserve"> | city      |</w:t>
+      </w:r>
+    </w:p>
+    <w:p>
+      <w:r>
+        <w:t>+--------+-----------------+-------------+------------------+----------+--------------+-----------+</w:t>
+      </w:r>
+    </w:p>
+    <w:p>
+      <w:r>
+        <w:t xml:space="preserve">|    110 | </w:t>
+      </w:r>
+      <w:proofErr w:type="spellStart"/>
+      <w:r>
+        <w:t>Vikram</w:t>
+      </w:r>
+      <w:proofErr w:type="spellEnd"/>
+      <w:r>
+        <w:t xml:space="preserve"> </w:t>
+      </w:r>
+      <w:proofErr w:type="spellStart"/>
+      <w:r>
+        <w:t>Malhotra</w:t>
+      </w:r>
+      <w:proofErr w:type="spellEnd"/>
+      <w:r>
+        <w:t xml:space="preserve"> | IT          | Team Lead        | 90000.00 | 2017-09-05   | Bangalore |</w:t>
+      </w:r>
+    </w:p>
+    <w:p>
+      <w:r>
+        <w:t xml:space="preserve">|    105 | </w:t>
+      </w:r>
+      <w:proofErr w:type="spellStart"/>
+      <w:r>
+        <w:t>Anjali</w:t>
+      </w:r>
+      <w:proofErr w:type="spellEnd"/>
+      <w:r>
+        <w:t xml:space="preserve"> Devi     | Development | senior developer | 60000.00 | 2020-08-12   | </w:t>
+      </w:r>
+      <w:proofErr w:type="spellStart"/>
+      <w:proofErr w:type="gramStart"/>
+      <w:r>
+        <w:t>hyderabad</w:t>
+      </w:r>
+      <w:proofErr w:type="spellEnd"/>
+      <w:proofErr w:type="gramEnd"/>
+      <w:r>
+        <w:t xml:space="preserve"> |</w:t>
+      </w:r>
+    </w:p>
+    <w:p>
+      <w:r>
+        <w:t xml:space="preserve">|    105 | </w:t>
+      </w:r>
+      <w:proofErr w:type="spellStart"/>
+      <w:r>
+        <w:t>Anjali</w:t>
+      </w:r>
+      <w:proofErr w:type="spellEnd"/>
+      <w:r>
+        <w:t xml:space="preserve"> Devi     | Development | Developer        | 60000.00 | 2020-08-12   | </w:t>
+      </w:r>
+      <w:proofErr w:type="spellStart"/>
+      <w:r>
+        <w:t>Vizag</w:t>
+      </w:r>
+      <w:proofErr w:type="spellEnd"/>
+      <w:r>
+        <w:t xml:space="preserve">     |</w:t>
+      </w:r>
+    </w:p>
+    <w:p>
+      <w:r>
+        <w:t xml:space="preserve">|    106 | Suresh </w:t>
+      </w:r>
+      <w:proofErr w:type="spellStart"/>
+      <w:r>
+        <w:t>Verma</w:t>
+      </w:r>
+      <w:proofErr w:type="spellEnd"/>
+      <w:r>
+        <w:t xml:space="preserve">    | Finance     | Analyst          | 55000.00 | 2019-04-18   | Mumbai    |</w:t>
+      </w:r>
+    </w:p>
+    <w:p>
+      <w:r>
+        <w:t xml:space="preserve">|    109 | </w:t>
+      </w:r>
+      <w:proofErr w:type="spellStart"/>
+      <w:r>
+        <w:t>Kavitha</w:t>
+      </w:r>
+      <w:proofErr w:type="spellEnd"/>
+      <w:r>
+        <w:t xml:space="preserve"> S.      | HR          | Generalist       | 48000.00 | 2023-07-22   | Hyderabad |</w:t>
+      </w:r>
+    </w:p>
+    <w:p>
+      <w:r>
+        <w:t xml:space="preserve">|    104 | </w:t>
+      </w:r>
+      <w:proofErr w:type="spellStart"/>
+      <w:r>
+        <w:t>Arun</w:t>
+      </w:r>
+      <w:proofErr w:type="spellEnd"/>
+      <w:r>
+        <w:t xml:space="preserve"> Kumar      | QA          | Engineer         | 48000.00 | 2021-11-01   | Chennai   |</w:t>
+      </w:r>
+    </w:p>
+    <w:p>
+      <w:r>
+        <w:t xml:space="preserve">|    109 | </w:t>
+      </w:r>
+      <w:proofErr w:type="spellStart"/>
+      <w:r>
+        <w:t>Kavitha</w:t>
+      </w:r>
+      <w:proofErr w:type="spellEnd"/>
+      <w:r>
+        <w:t xml:space="preserve"> S.      | HR          | Generalist       | 43000.00 | 2023-07-22   | Hyderabad |</w:t>
+      </w:r>
+    </w:p>
+    <w:p>
+      <w:r>
+        <w:lastRenderedPageBreak/>
+        <w:t>|    101 | Ravi Kumar      | IT          | Developer        | 42000.00 | 2023-01-15   | Hyderabad |</w:t>
+      </w:r>
+    </w:p>
+    <w:p>
+      <w:r>
+        <w:t xml:space="preserve">|    103 | </w:t>
+      </w:r>
+      <w:proofErr w:type="spellStart"/>
+      <w:r>
+        <w:t>Kiran</w:t>
+      </w:r>
+      <w:proofErr w:type="spellEnd"/>
+      <w:r>
+        <w:t xml:space="preserve"> Reddy     | QA          | senior tester    | 40250.00 | 2024-03-20   | </w:t>
+      </w:r>
+      <w:proofErr w:type="spellStart"/>
+      <w:proofErr w:type="gramStart"/>
+      <w:r>
+        <w:t>hyderabad</w:t>
+      </w:r>
+      <w:proofErr w:type="spellEnd"/>
+      <w:proofErr w:type="gramEnd"/>
+      <w:r>
+        <w:t xml:space="preserve"> |</w:t>
+      </w:r>
+    </w:p>
+    <w:p>
+      <w:r>
+        <w:t xml:space="preserve">|    102 | </w:t>
+      </w:r>
+      <w:proofErr w:type="spellStart"/>
+      <w:r>
+        <w:t>Priya</w:t>
+      </w:r>
+      <w:proofErr w:type="spellEnd"/>
+      <w:r>
+        <w:t xml:space="preserve"> Sharma    | HR          | Recruiter        | 40000.00 | 2022-05-10   | Bangalore |</w:t>
+      </w:r>
+    </w:p>
+    <w:p>
+      <w:r>
+        <w:t xml:space="preserve">|    103 | </w:t>
+      </w:r>
+      <w:proofErr w:type="spellStart"/>
+      <w:r>
+        <w:t>Kiran</w:t>
+      </w:r>
+      <w:proofErr w:type="spellEnd"/>
+      <w:r>
+        <w:t xml:space="preserve"> Reddy     | QA          | Tester           | 35000.00 | 2024-03-20   | </w:t>
+      </w:r>
+      <w:proofErr w:type="spellStart"/>
+      <w:r>
+        <w:t>Vizag</w:t>
+      </w:r>
+      <w:proofErr w:type="spellEnd"/>
+      <w:r>
+        <w:t xml:space="preserve">     |</w:t>
+      </w:r>
+    </w:p>
+    <w:p>
+      <w:r>
+        <w:t xml:space="preserve">|    107 | </w:t>
+      </w:r>
+      <w:proofErr w:type="spellStart"/>
+      <w:r>
+        <w:t>Meena</w:t>
+      </w:r>
+      <w:proofErr w:type="spellEnd"/>
+      <w:r>
+        <w:t xml:space="preserve"> </w:t>
+      </w:r>
+      <w:proofErr w:type="spellStart"/>
+      <w:r>
+        <w:t>Rao</w:t>
+      </w:r>
+      <w:proofErr w:type="spellEnd"/>
+      <w:r>
+        <w:t xml:space="preserve">       | IT          | Support          | 30000.00 | 2025-02-10   | </w:t>
+      </w:r>
+      <w:proofErr w:type="spellStart"/>
+      <w:r>
+        <w:t>Vizag</w:t>
+      </w:r>
+      <w:proofErr w:type="spellEnd"/>
+      <w:r>
+        <w:t xml:space="preserve">     |</w:t>
+      </w:r>
+    </w:p>
+    <w:p>
+      <w:r>
+        <w:t>+--------+-----------------+-------------+------------------+----------+--------------+-----------+</w:t>
+      </w:r>
+    </w:p>
+    <w:p>
+      <w:r>
+        <w:t>12 rows in set (0.00 sec)</w:t>
+      </w:r>
+    </w:p>
+    <w:p/>
+    <w:p>
+      <w:proofErr w:type="spellStart"/>
+      <w:proofErr w:type="gramStart"/>
+      <w:r>
+        <w:t>mysql</w:t>
+      </w:r>
+      <w:proofErr w:type="spellEnd"/>
+      <w:proofErr w:type="gramEnd"/>
+      <w:r>
+        <w:t>&gt; --  Display the highest-paid employee.</w:t>
+      </w:r>
+    </w:p>
+    <w:p>
+      <w:proofErr w:type="spellStart"/>
+      <w:proofErr w:type="gramStart"/>
+      <w:r>
+        <w:t>mysql</w:t>
+      </w:r>
+      <w:proofErr w:type="spellEnd"/>
+      <w:proofErr w:type="gramEnd"/>
+      <w:r>
+        <w:t>&gt; select* from employees where salary&gt;90000;</w:t>
+      </w:r>
+    </w:p>
+    <w:p>
+      <w:r>
+        <w:t>Empty set (0.00 sec)</w:t>
+      </w:r>
+    </w:p>
+    <w:p/>
+    <w:p>
+      <w:proofErr w:type="spellStart"/>
+      <w:proofErr w:type="gramStart"/>
+      <w:r>
+        <w:t>mysql</w:t>
+      </w:r>
+      <w:proofErr w:type="spellEnd"/>
+      <w:proofErr w:type="gramEnd"/>
+      <w:r>
+        <w:t>&gt; select*from employees where salary=(select max(salary) from employees);</w:t>
+      </w:r>
+    </w:p>
+    <w:p>
+      <w:r>
+        <w:t>+--------+-----------------+------------+-----------+----------+--------------+-----------+</w:t>
+      </w:r>
+    </w:p>
+    <w:p>
+      <w:r>
+        <w:t xml:space="preserve">| </w:t>
+      </w:r>
+      <w:proofErr w:type="spellStart"/>
+      <w:r>
+        <w:t>emp_id</w:t>
+      </w:r>
+      <w:proofErr w:type="spellEnd"/>
+      <w:r>
+        <w:t xml:space="preserve"> | </w:t>
+      </w:r>
+      <w:proofErr w:type="spellStart"/>
+      <w:r>
+        <w:t>emp_name</w:t>
+      </w:r>
+      <w:proofErr w:type="spellEnd"/>
+      <w:r>
+        <w:t xml:space="preserve">        | department | </w:t>
+      </w:r>
+      <w:proofErr w:type="spellStart"/>
+      <w:r>
+        <w:t>job_</w:t>
+      </w:r>
+      <w:proofErr w:type="gramStart"/>
+      <w:r>
+        <w:t>role</w:t>
+      </w:r>
+      <w:proofErr w:type="spellEnd"/>
+      <w:r>
+        <w:t xml:space="preserve">  |</w:t>
+      </w:r>
+      <w:proofErr w:type="gramEnd"/>
+      <w:r>
+        <w:t xml:space="preserve"> salary   | </w:t>
+      </w:r>
+      <w:proofErr w:type="spellStart"/>
+      <w:r>
+        <w:t>joining_date</w:t>
+      </w:r>
+      <w:proofErr w:type="spellEnd"/>
+      <w:r>
+        <w:t xml:space="preserve"> | city      |</w:t>
+      </w:r>
+    </w:p>
+    <w:p>
+      <w:r>
+        <w:t>+--------+-----------------+------------+-----------+----------+--------------+-----------+</w:t>
+      </w:r>
+    </w:p>
+    <w:p>
+      <w:r>
+        <w:t xml:space="preserve">|    110 | </w:t>
+      </w:r>
+      <w:proofErr w:type="spellStart"/>
+      <w:r>
+        <w:t>Vikram</w:t>
+      </w:r>
+      <w:proofErr w:type="spellEnd"/>
+      <w:r>
+        <w:t xml:space="preserve"> </w:t>
+      </w:r>
+      <w:proofErr w:type="spellStart"/>
+      <w:r>
+        <w:t>Malhotra</w:t>
+      </w:r>
+      <w:proofErr w:type="spellEnd"/>
+      <w:r>
+        <w:t xml:space="preserve"> | IT         | Team Lead | 90000.00 | 2017-09-05   | Bangalore |</w:t>
+      </w:r>
+    </w:p>
+    <w:p>
+      <w:r>
+        <w:t>+--------+-----------------+------------+-----------+----------+--------------+-----------+</w:t>
+      </w:r>
+    </w:p>
+    <w:p>
+      <w:r>
+        <w:t>1 row in set (0.00 sec)</w:t>
+      </w:r>
+    </w:p>
+    <w:p/>
+    <w:p>
+      <w:r>
+        <w:t xml:space="preserve">    -&gt;</w:t>
       </w:r>
     </w:p>
     <w:p/>
